--- a/treasury-platform/docs/30-readiness/word/DOC-B07-s0-screen-inventory-navigation.docx
+++ b/treasury-platform/docs/30-readiness/word/DOC-B07-s0-screen-inventory-navigation.docx
@@ -16368,14 +16368,23 @@
             </w:pPr>
             <w:r>
               <w:rPr>
-                <w:rFonts w:ascii="Arial" w:cs="Arial" w:eastAsia="Arial" w:hAnsi="Arial"/>
-                <w:b w:val="false"/>
-                <w:bCs w:val="false"/>
-                <w:sz w:val="18"/>
-                <w:szCs w:val="18"/>
-                <w:rtl/>
-              </w:rPr>
-              <w:t xml:space="preserve">تضييق فقط، و«All companies in my scope» افتراضيًا، ومخفي في S0</w:t>
+                <w:rFonts w:ascii="Segoe UI Emoji" w:cs="Segoe UI Emoji" w:eastAsia="Segoe UI Emoji" w:hAnsi="Segoe UI Emoji"/>
+                <w:sz w:val="18"/>
+                <w:szCs w:val="18"/>
+                <w:rtl/>
+              </w:rPr>
+              <w:t xml:space="preserve">✅</w:t>
+            </w:r>
+            <w:r>
+              <w:rPr>
+                <w:rFonts w:ascii="Arial" w:cs="Arial" w:eastAsia="Arial" w:hAnsi="Arial"/>
+                <w:b w:val="false"/>
+                <w:bCs w:val="false"/>
+                <w:sz w:val="18"/>
+                <w:szCs w:val="18"/>
+                <w:rtl/>
+              </w:rPr>
+              <w:t xml:space="preserve"> معتمد من المالك (2026-10-12): تضييق فقط، و«All companies in my scope» افتراضيًا، ومخفي في S0</w:t>
             </w:r>
           </w:p>
         </w:tc>
@@ -16931,14 +16940,23 @@
             </w:pPr>
             <w:r>
               <w:rPr>
-                <w:rFonts w:ascii="Arial" w:cs="Arial" w:eastAsia="Arial" w:hAnsi="Arial"/>
-                <w:b w:val="false"/>
-                <w:bCs w:val="false"/>
-                <w:sz w:val="18"/>
-                <w:szCs w:val="18"/>
-                <w:rtl/>
-              </w:rPr>
-              <w:t xml:space="preserve">يُعرض دائمًا، والسلوك في SUSPENDED بعد حسم O-18 (erd_open_items)</w:t>
+                <w:rFonts w:ascii="Segoe UI Emoji" w:cs="Segoe UI Emoji" w:eastAsia="Segoe UI Emoji" w:hAnsi="Segoe UI Emoji"/>
+                <w:sz w:val="18"/>
+                <w:szCs w:val="18"/>
+                <w:rtl/>
+              </w:rPr>
+              <w:t xml:space="preserve">✅</w:t>
+            </w:r>
+            <w:r>
+              <w:rPr>
+                <w:rFonts w:ascii="Arial" w:cs="Arial" w:eastAsia="Arial" w:hAnsi="Arial"/>
+                <w:b w:val="false"/>
+                <w:bCs w:val="false"/>
+                <w:sz w:val="18"/>
+                <w:szCs w:val="18"/>
+                <w:rtl/>
+              </w:rPr>
+              <w:t xml:space="preserve"> معتمد من المالك (2026-10-12): يُعرض دائمًا، والسلوك في SUSPENDED بعد حسم O-18 (erd_open_items)</w:t>
             </w:r>
           </w:p>
         </w:tc>

--- a/treasury-platform/docs/30-readiness/word/DOC-B07-s0-screen-inventory-navigation.docx
+++ b/treasury-platform/docs/30-readiness/word/DOC-B07-s0-screen-inventory-navigation.docx
@@ -882,6 +882,27 @@
             <w:rtl/>
           </w:rPr>
           <w:t xml:space="preserve">9. التتبع</w:t>
+        </w:r>
+      </w:hyperlink>
+    </w:p>
+    <w:p>
+      <w:pPr>
+        <w:bidi/>
+        <w:spacing w:after="50" w:before="0"/>
+        <w:ind w:left="0"/>
+      </w:pPr>
+      <w:hyperlink w:history="1" w:anchor="_sec19">
+        <w:r>
+          <w:rPr>
+            <w:rFonts w:ascii="Arial" w:cs="Arial" w:eastAsia="Arial" w:hAnsi="Arial"/>
+            <w:b/>
+            <w:bCs/>
+            <w:color w:val="1F3A5F"/>
+            <w:sz w:val="20"/>
+            <w:szCs w:val="20"/>
+            <w:rtl/>
+          </w:rPr>
+          <w:t xml:space="preserve">10. ملحق S2-ب: شاشات البيانات المالية والتحقق والتقييم (2026-10-23)</w:t>
         </w:r>
       </w:hyperlink>
     </w:p>
@@ -20249,6 +20270,2251 @@
         <w:spacing w:after="120" w:before="0"/>
       </w:pPr>
     </w:p>
+    <w:p>
+      <w:pPr>
+        <w:pStyle w:val="Heading1"/>
+        <w:bidi/>
+      </w:pPr>
+      <w:bookmarkStart w:name="_sec19" w:id="19"/>
+      <w:r>
+        <w:rPr>
+          <w:rFonts w:ascii="Arial" w:cs="Arial" w:eastAsia="Arial" w:hAnsi="Arial"/>
+          <w:b/>
+          <w:bCs/>
+          <w:color w:val="1F3A5F"/>
+          <w:sz w:val="32"/>
+          <w:szCs w:val="32"/>
+          <w:rtl/>
+        </w:rPr>
+        <w:t xml:space="preserve">10. ملحق S2-ب: شاشات البيانات المالية والتحقق والتقييم (2026-10-23)</w:t>
+      </w:r>
+      <w:bookmarkEnd w:id="19"/>
+    </w:p>
+    <w:p>
+      <w:pPr>
+        <w:bidi/>
+        <w:spacing w:after="110" w:before="0" w:line="312"/>
+      </w:pPr>
+      <w:r>
+        <w:rPr>
+          <w:rFonts w:ascii="Arial" w:cs="Arial" w:eastAsia="Arial" w:hAnsi="Arial"/>
+          <w:b w:val="false"/>
+          <w:bCs w:val="false"/>
+          <w:sz w:val="21"/>
+          <w:szCs w:val="21"/>
+          <w:rtl/>
+        </w:rPr>
+        <w:t xml:space="preserve">كتبه وكيل ذكاء اصطناعي مع بناء S2-ب (</w:t>
+      </w:r>
+      <w:r>
+        <w:rPr>
+          <w:rFonts w:ascii="Courier New" w:cs="Courier New" w:eastAsia="Courier New" w:hAnsi="Courier New"/>
+          <w:b w:val="false"/>
+          <w:bCs w:val="false"/>
+          <w:color w:val="1F2937"/>
+          <w:sz w:val="18"/>
+          <w:szCs w:val="18"/>
+          <w:shd w:fill="F1F3F5" w:color="auto" w:val="clear"/>
+          <w:rtl/>
+        </w:rPr>
+        <w:t xml:space="preserve">‎docs/46‎</w:t>
+      </w:r>
+      <w:r>
+        <w:rPr>
+          <w:rFonts w:ascii="Arial" w:cs="Arial" w:eastAsia="Arial" w:hAnsi="Arial"/>
+          <w:b w:val="false"/>
+          <w:bCs w:val="false"/>
+          <w:sz w:val="21"/>
+          <w:szCs w:val="21"/>
+          <w:rtl/>
+        </w:rPr>
+        <w:t xml:space="preserve">). المواصفة 12 لا تذكر شاشة للمتطلبات FR-FIN-020 إلى 049 (12m:500-512)، فأضاف الموجز SCR-FIN-06 إلى 09 (S2B-GAP-18). كل الشاشات بالعربية واتجاه اليمين إلى اليسار، والأرقام والتواريخ والرموز باتجاه اليسار إلى اليمين. ونصوصها في </w:t>
+      </w:r>
+      <w:r>
+        <w:rPr>
+          <w:rFonts w:ascii="Courier New" w:cs="Courier New" w:eastAsia="Courier New" w:hAnsi="Courier New"/>
+          <w:b w:val="false"/>
+          <w:bCs w:val="false"/>
+          <w:color w:val="1F2937"/>
+          <w:sz w:val="18"/>
+          <w:szCs w:val="18"/>
+          <w:shd w:fill="F1F3F5" w:color="auto" w:val="clear"/>
+          <w:rtl/>
+        </w:rPr>
+        <w:t xml:space="preserve">‎app/web/src/ar.ts‎</w:t>
+      </w:r>
+      <w:r>
+        <w:rPr>
+          <w:rFonts w:ascii="Arial" w:cs="Arial" w:eastAsia="Arial" w:hAnsi="Arial"/>
+          <w:b w:val="false"/>
+          <w:bCs w:val="false"/>
+          <w:sz w:val="21"/>
+          <w:szCs w:val="21"/>
+          <w:rtl/>
+        </w:rPr>
+        <w:t xml:space="preserve">.</w:t>
+      </w:r>
+    </w:p>
+    <w:tbl>
+      <w:tblPr>
+        <w:bidiVisual/>
+        <w:tblW w:type="dxa" w:w="9864"/>
+        <w:tblBorders>
+          <w:top w:val="single" w:color="auto" w:sz="4"/>
+          <w:left w:val="single" w:color="auto" w:sz="4"/>
+          <w:bottom w:val="single" w:color="auto" w:sz="4"/>
+          <w:right w:val="single" w:color="auto" w:sz="4"/>
+          <w:insideH w:val="single" w:color="auto" w:sz="4"/>
+          <w:insideV w:val="single" w:color="auto" w:sz="4"/>
+        </w:tblBorders>
+      </w:tblPr>
+      <w:tblGrid>
+        <w:gridCol w:w="1414"/>
+        <w:gridCol w:w="3821"/>
+        <w:gridCol w:w="2687"/>
+        <w:gridCol w:w="1942"/>
+      </w:tblGrid>
+      <w:tr>
+        <w:trPr>
+          <w:cantSplit/>
+          <w:tblHeader/>
+        </w:trPr>
+        <w:tc>
+          <w:tcPr>
+            <w:tcW w:type="dxa" w:w="1414"/>
+            <w:tcBorders>
+              <w:top w:val="single" w:color="BFC9D6" w:sz="4"/>
+              <w:left w:val="single" w:color="BFC9D6" w:sz="4"/>
+              <w:bottom w:val="single" w:color="BFC9D6" w:sz="4"/>
+              <w:right w:val="single" w:color="BFC9D6" w:sz="4"/>
+            </w:tcBorders>
+            <w:shd w:fill="1F3A5F" w:color="auto" w:val="clear"/>
+            <w:tcMar>
+              <w:top w:type="dxa" w:w="50"/>
+              <w:left w:type="dxa" w:w="90"/>
+              <w:bottom w:type="dxa" w:w="50"/>
+              <w:right w:type="dxa" w:w="90"/>
+            </w:tcMar>
+            <w:vAlign w:val="center"/>
+          </w:tcPr>
+          <w:p>
+            <w:pPr>
+              <w:keepNext w:val="false"/>
+              <w:bidi/>
+              <w:spacing w:after="30" w:before="30" w:line="264"/>
+            </w:pPr>
+            <w:r>
+              <w:rPr>
+                <w:rFonts w:ascii="Arial" w:cs="Arial" w:eastAsia="Arial" w:hAnsi="Arial"/>
+                <w:b/>
+                <w:bCs/>
+                <w:color w:val="FFFFFF"/>
+                <w:sz w:val="18"/>
+                <w:szCs w:val="18"/>
+                <w:rtl/>
+              </w:rPr>
+              <w:t xml:space="preserve">الشاشة</w:t>
+            </w:r>
+          </w:p>
+        </w:tc>
+        <w:tc>
+          <w:tcPr>
+            <w:tcW w:type="dxa" w:w="3821"/>
+            <w:tcBorders>
+              <w:top w:val="single" w:color="BFC9D6" w:sz="4"/>
+              <w:left w:val="single" w:color="BFC9D6" w:sz="4"/>
+              <w:bottom w:val="single" w:color="BFC9D6" w:sz="4"/>
+              <w:right w:val="single" w:color="BFC9D6" w:sz="4"/>
+            </w:tcBorders>
+            <w:shd w:fill="1F3A5F" w:color="auto" w:val="clear"/>
+            <w:tcMar>
+              <w:top w:type="dxa" w:w="50"/>
+              <w:left w:type="dxa" w:w="90"/>
+              <w:bottom w:type="dxa" w:w="50"/>
+              <w:right w:type="dxa" w:w="90"/>
+            </w:tcMar>
+            <w:vAlign w:val="center"/>
+          </w:tcPr>
+          <w:p>
+            <w:pPr>
+              <w:keepNext w:val="false"/>
+              <w:bidi/>
+              <w:spacing w:after="30" w:before="30" w:line="264"/>
+            </w:pPr>
+            <w:r>
+              <w:rPr>
+                <w:rFonts w:ascii="Arial" w:cs="Arial" w:eastAsia="Arial" w:hAnsi="Arial"/>
+                <w:b/>
+                <w:bCs/>
+                <w:color w:val="FFFFFF"/>
+                <w:sz w:val="18"/>
+                <w:szCs w:val="18"/>
+                <w:rtl/>
+              </w:rPr>
+              <w:t xml:space="preserve">المسار</w:t>
+            </w:r>
+          </w:p>
+        </w:tc>
+        <w:tc>
+          <w:tcPr>
+            <w:tcW w:type="dxa" w:w="2687"/>
+            <w:tcBorders>
+              <w:top w:val="single" w:color="BFC9D6" w:sz="4"/>
+              <w:left w:val="single" w:color="BFC9D6" w:sz="4"/>
+              <w:bottom w:val="single" w:color="BFC9D6" w:sz="4"/>
+              <w:right w:val="single" w:color="BFC9D6" w:sz="4"/>
+            </w:tcBorders>
+            <w:shd w:fill="1F3A5F" w:color="auto" w:val="clear"/>
+            <w:tcMar>
+              <w:top w:type="dxa" w:w="50"/>
+              <w:left w:type="dxa" w:w="90"/>
+              <w:bottom w:type="dxa" w:w="50"/>
+              <w:right w:type="dxa" w:w="90"/>
+            </w:tcMar>
+            <w:vAlign w:val="center"/>
+          </w:tcPr>
+          <w:p>
+            <w:pPr>
+              <w:keepNext w:val="false"/>
+              <w:bidi/>
+              <w:spacing w:after="30" w:before="30" w:line="264"/>
+            </w:pPr>
+            <w:r>
+              <w:rPr>
+                <w:rFonts w:ascii="Arial" w:cs="Arial" w:eastAsia="Arial" w:hAnsi="Arial"/>
+                <w:b/>
+                <w:bCs/>
+                <w:color w:val="FFFFFF"/>
+                <w:sz w:val="18"/>
+                <w:szCs w:val="18"/>
+                <w:rtl/>
+              </w:rPr>
+              <w:t xml:space="preserve">تظهر في القائمة لمن يحمل</w:t>
+            </w:r>
+          </w:p>
+        </w:tc>
+        <w:tc>
+          <w:tcPr>
+            <w:tcW w:type="dxa" w:w="1942"/>
+            <w:tcBorders>
+              <w:top w:val="single" w:color="BFC9D6" w:sz="4"/>
+              <w:left w:val="single" w:color="BFC9D6" w:sz="4"/>
+              <w:bottom w:val="single" w:color="BFC9D6" w:sz="4"/>
+              <w:right w:val="single" w:color="BFC9D6" w:sz="4"/>
+            </w:tcBorders>
+            <w:shd w:fill="1F3A5F" w:color="auto" w:val="clear"/>
+            <w:tcMar>
+              <w:top w:type="dxa" w:w="50"/>
+              <w:left w:type="dxa" w:w="90"/>
+              <w:bottom w:type="dxa" w:w="50"/>
+              <w:right w:type="dxa" w:w="90"/>
+            </w:tcMar>
+            <w:vAlign w:val="center"/>
+          </w:tcPr>
+          <w:p>
+            <w:pPr>
+              <w:keepNext w:val="false"/>
+              <w:bidi/>
+              <w:spacing w:after="30" w:before="30" w:line="264"/>
+            </w:pPr>
+            <w:r>
+              <w:rPr>
+                <w:rFonts w:ascii="Arial" w:cs="Arial" w:eastAsia="Arial" w:hAnsi="Arial"/>
+                <w:b/>
+                <w:bCs/>
+                <w:color w:val="FFFFFF"/>
+                <w:sz w:val="18"/>
+                <w:szCs w:val="18"/>
+                <w:rtl/>
+              </w:rPr>
+              <w:t xml:space="preserve">ما فيها</w:t>
+            </w:r>
+          </w:p>
+        </w:tc>
+      </w:tr>
+      <w:tr>
+        <w:trPr>
+          <w:cantSplit/>
+        </w:trPr>
+        <w:tc>
+          <w:tcPr>
+            <w:tcW w:type="dxa" w:w="1414"/>
+            <w:tcBorders>
+              <w:top w:val="single" w:color="BFC9D6" w:sz="4"/>
+              <w:left w:val="single" w:color="BFC9D6" w:sz="4"/>
+              <w:bottom w:val="single" w:color="BFC9D6" w:sz="4"/>
+              <w:right w:val="single" w:color="BFC9D6" w:sz="4"/>
+            </w:tcBorders>
+            <w:tcMar>
+              <w:top w:type="dxa" w:w="50"/>
+              <w:left w:type="dxa" w:w="90"/>
+              <w:bottom w:type="dxa" w:w="50"/>
+              <w:right w:type="dxa" w:w="90"/>
+            </w:tcMar>
+            <w:vAlign w:val="top"/>
+          </w:tcPr>
+          <w:p>
+            <w:pPr>
+              <w:keepNext w:val="false"/>
+              <w:bidi/>
+              <w:spacing w:after="30" w:before="30" w:line="264"/>
+            </w:pPr>
+            <w:r>
+              <w:rPr>
+                <w:rFonts w:ascii="Arial" w:cs="Arial" w:eastAsia="Arial" w:hAnsi="Arial"/>
+                <w:b w:val="false"/>
+                <w:bCs w:val="false"/>
+                <w:sz w:val="18"/>
+                <w:szCs w:val="18"/>
+                <w:rtl/>
+              </w:rPr>
+              <w:t xml:space="preserve">SCR-FIN-01</w:t>
+            </w:r>
+          </w:p>
+        </w:tc>
+        <w:tc>
+          <w:tcPr>
+            <w:tcW w:type="dxa" w:w="3821"/>
+            <w:tcBorders>
+              <w:top w:val="single" w:color="BFC9D6" w:sz="4"/>
+              <w:left w:val="single" w:color="BFC9D6" w:sz="4"/>
+              <w:bottom w:val="single" w:color="BFC9D6" w:sz="4"/>
+              <w:right w:val="single" w:color="BFC9D6" w:sz="4"/>
+            </w:tcBorders>
+            <w:tcMar>
+              <w:top w:type="dxa" w:w="50"/>
+              <w:left w:type="dxa" w:w="90"/>
+              <w:bottom w:type="dxa" w:w="50"/>
+              <w:right w:type="dxa" w:w="90"/>
+            </w:tcMar>
+            <w:vAlign w:val="top"/>
+          </w:tcPr>
+          <w:p>
+            <w:pPr>
+              <w:keepNext w:val="false"/>
+              <w:bidi/>
+              <w:spacing w:after="30" w:before="30" w:line="264"/>
+            </w:pPr>
+            <w:r>
+              <w:rPr>
+                <w:rFonts w:ascii="Courier New" w:cs="Courier New" w:eastAsia="Courier New" w:hAnsi="Courier New"/>
+                <w:b w:val="false"/>
+                <w:bCs w:val="false"/>
+                <w:color w:val="1F2937"/>
+                <w:sz w:val="16"/>
+                <w:szCs w:val="16"/>
+                <w:shd w:fill="F1F3F5" w:color="auto" w:val="clear"/>
+                <w:rtl/>
+              </w:rPr>
+              <w:t xml:space="preserve">‎/financial-statements‎</w:t>
+            </w:r>
+          </w:p>
+        </w:tc>
+        <w:tc>
+          <w:tcPr>
+            <w:tcW w:type="dxa" w:w="2687"/>
+            <w:tcBorders>
+              <w:top w:val="single" w:color="BFC9D6" w:sz="4"/>
+              <w:left w:val="single" w:color="BFC9D6" w:sz="4"/>
+              <w:bottom w:val="single" w:color="BFC9D6" w:sz="4"/>
+              <w:right w:val="single" w:color="BFC9D6" w:sz="4"/>
+            </w:tcBorders>
+            <w:tcMar>
+              <w:top w:type="dxa" w:w="50"/>
+              <w:left w:type="dxa" w:w="90"/>
+              <w:bottom w:type="dxa" w:w="50"/>
+              <w:right w:type="dxa" w:w="90"/>
+            </w:tcMar>
+            <w:vAlign w:val="top"/>
+          </w:tcPr>
+          <w:p>
+            <w:pPr>
+              <w:keepNext w:val="false"/>
+              <w:bidi/>
+              <w:spacing w:after="30" w:before="30" w:line="264"/>
+            </w:pPr>
+            <w:r>
+              <w:rPr>
+                <w:rFonts w:ascii="Arial" w:cs="Arial" w:eastAsia="Arial" w:hAnsi="Arial"/>
+                <w:b w:val="false"/>
+                <w:bCs w:val="false"/>
+                <w:sz w:val="18"/>
+                <w:szCs w:val="18"/>
+                <w:rtl/>
+              </w:rPr>
+              <w:t xml:space="preserve">إحدى </w:t>
+            </w:r>
+            <w:r>
+              <w:rPr>
+                <w:rFonts w:ascii="Courier New" w:cs="Courier New" w:eastAsia="Courier New" w:hAnsi="Courier New"/>
+                <w:b w:val="false"/>
+                <w:bCs w:val="false"/>
+                <w:color w:val="1F2937"/>
+                <w:sz w:val="16"/>
+                <w:szCs w:val="16"/>
+                <w:shd w:fill="F1F3F5" w:color="auto" w:val="clear"/>
+                <w:rtl/>
+              </w:rPr>
+              <w:t xml:space="preserve">‎fin.stmt.enter‎</w:t>
+            </w:r>
+            <w:r>
+              <w:rPr>
+                <w:rFonts w:ascii="Arial" w:cs="Arial" w:eastAsia="Arial" w:hAnsi="Arial"/>
+                <w:b w:val="false"/>
+                <w:bCs w:val="false"/>
+                <w:sz w:val="18"/>
+                <w:szCs w:val="18"/>
+                <w:rtl/>
+              </w:rPr>
+              <w:t xml:space="preserve"> أو </w:t>
+            </w:r>
+            <w:r>
+              <w:rPr>
+                <w:rFonts w:ascii="Courier New" w:cs="Courier New" w:eastAsia="Courier New" w:hAnsi="Courier New"/>
+                <w:b w:val="false"/>
+                <w:bCs w:val="false"/>
+                <w:color w:val="1F2937"/>
+                <w:sz w:val="16"/>
+                <w:szCs w:val="16"/>
+                <w:shd w:fill="F1F3F5" w:color="auto" w:val="clear"/>
+                <w:rtl/>
+              </w:rPr>
+              <w:t xml:space="preserve">‎fin.stmt.approve‎</w:t>
+            </w:r>
+            <w:r>
+              <w:rPr>
+                <w:rFonts w:ascii="Arial" w:cs="Arial" w:eastAsia="Arial" w:hAnsi="Arial"/>
+                <w:b w:val="false"/>
+                <w:bCs w:val="false"/>
+                <w:sz w:val="18"/>
+                <w:szCs w:val="18"/>
+                <w:rtl/>
+              </w:rPr>
+              <w:t xml:space="preserve"> أو </w:t>
+            </w:r>
+            <w:r>
+              <w:rPr>
+                <w:rFonts w:ascii="Courier New" w:cs="Courier New" w:eastAsia="Courier New" w:hAnsi="Courier New"/>
+                <w:b w:val="false"/>
+                <w:bCs w:val="false"/>
+                <w:color w:val="1F2937"/>
+                <w:sz w:val="16"/>
+                <w:szCs w:val="16"/>
+                <w:shd w:fill="F1F3F5" w:color="auto" w:val="clear"/>
+                <w:rtl/>
+              </w:rPr>
+              <w:t xml:space="preserve">‎fin.verify.run‎</w:t>
+            </w:r>
+            <w:r>
+              <w:rPr>
+                <w:rFonts w:ascii="Arial" w:cs="Arial" w:eastAsia="Arial" w:hAnsi="Arial"/>
+                <w:b w:val="false"/>
+                <w:bCs w:val="false"/>
+                <w:sz w:val="18"/>
+                <w:szCs w:val="18"/>
+                <w:rtl/>
+              </w:rPr>
+              <w:t xml:space="preserve"> أو </w:t>
+            </w:r>
+            <w:r>
+              <w:rPr>
+                <w:rFonts w:ascii="Courier New" w:cs="Courier New" w:eastAsia="Courier New" w:hAnsi="Courier New"/>
+                <w:b w:val="false"/>
+                <w:bCs w:val="false"/>
+                <w:color w:val="1F2937"/>
+                <w:sz w:val="16"/>
+                <w:szCs w:val="16"/>
+                <w:shd w:fill="F1F3F5" w:color="auto" w:val="clear"/>
+                <w:rtl/>
+              </w:rPr>
+              <w:t xml:space="preserve">‎fin.credit.assess‎</w:t>
+            </w:r>
+          </w:p>
+        </w:tc>
+        <w:tc>
+          <w:tcPr>
+            <w:tcW w:type="dxa" w:w="1942"/>
+            <w:tcBorders>
+              <w:top w:val="single" w:color="BFC9D6" w:sz="4"/>
+              <w:left w:val="single" w:color="BFC9D6" w:sz="4"/>
+              <w:bottom w:val="single" w:color="BFC9D6" w:sz="4"/>
+              <w:right w:val="single" w:color="BFC9D6" w:sz="4"/>
+            </w:tcBorders>
+            <w:tcMar>
+              <w:top w:type="dxa" w:w="50"/>
+              <w:left w:type="dxa" w:w="90"/>
+              <w:bottom w:type="dxa" w:w="50"/>
+              <w:right w:type="dxa" w:w="90"/>
+            </w:tcMar>
+            <w:vAlign w:val="top"/>
+          </w:tcPr>
+          <w:p>
+            <w:pPr>
+              <w:keepNext w:val="false"/>
+              <w:bidi/>
+              <w:spacing w:after="30" w:before="30" w:line="264"/>
+            </w:pPr>
+            <w:r>
+              <w:rPr>
+                <w:rFonts w:ascii="Arial" w:cs="Arial" w:eastAsia="Arial" w:hAnsi="Arial"/>
+                <w:b w:val="false"/>
+                <w:bCs w:val="false"/>
+                <w:sz w:val="18"/>
+                <w:szCs w:val="18"/>
+                <w:rtl/>
+              </w:rPr>
+              <w:t xml:space="preserve">القوائم، والرأس، وشبكة البنود بالإجماليات الحية، واللصق بمعاينة، والوحدات، والإصدارات، ومقاييس التحليل</w:t>
+            </w:r>
+          </w:p>
+        </w:tc>
+      </w:tr>
+      <w:tr>
+        <w:trPr>
+          <w:cantSplit/>
+        </w:trPr>
+        <w:tc>
+          <w:tcPr>
+            <w:tcW w:type="dxa" w:w="1414"/>
+            <w:tcBorders>
+              <w:top w:val="single" w:color="BFC9D6" w:sz="4"/>
+              <w:left w:val="single" w:color="BFC9D6" w:sz="4"/>
+              <w:bottom w:val="single" w:color="BFC9D6" w:sz="4"/>
+              <w:right w:val="single" w:color="BFC9D6" w:sz="4"/>
+            </w:tcBorders>
+            <w:shd w:fill="F5F8FC" w:color="auto" w:val="clear"/>
+            <w:tcMar>
+              <w:top w:type="dxa" w:w="50"/>
+              <w:left w:type="dxa" w:w="90"/>
+              <w:bottom w:type="dxa" w:w="50"/>
+              <w:right w:type="dxa" w:w="90"/>
+            </w:tcMar>
+            <w:vAlign w:val="top"/>
+          </w:tcPr>
+          <w:p>
+            <w:pPr>
+              <w:keepNext w:val="false"/>
+              <w:bidi/>
+              <w:spacing w:after="30" w:before="30" w:line="264"/>
+            </w:pPr>
+            <w:r>
+              <w:rPr>
+                <w:rFonts w:ascii="Arial" w:cs="Arial" w:eastAsia="Arial" w:hAnsi="Arial"/>
+                <w:b w:val="false"/>
+                <w:bCs w:val="false"/>
+                <w:sz w:val="18"/>
+                <w:szCs w:val="18"/>
+                <w:rtl/>
+              </w:rPr>
+              <w:t xml:space="preserve">SCR-FIN-02</w:t>
+            </w:r>
+          </w:p>
+        </w:tc>
+        <w:tc>
+          <w:tcPr>
+            <w:tcW w:type="dxa" w:w="3821"/>
+            <w:tcBorders>
+              <w:top w:val="single" w:color="BFC9D6" w:sz="4"/>
+              <w:left w:val="single" w:color="BFC9D6" w:sz="4"/>
+              <w:bottom w:val="single" w:color="BFC9D6" w:sz="4"/>
+              <w:right w:val="single" w:color="BFC9D6" w:sz="4"/>
+            </w:tcBorders>
+            <w:shd w:fill="F5F8FC" w:color="auto" w:val="clear"/>
+            <w:tcMar>
+              <w:top w:type="dxa" w:w="50"/>
+              <w:left w:type="dxa" w:w="90"/>
+              <w:bottom w:type="dxa" w:w="50"/>
+              <w:right w:type="dxa" w:w="90"/>
+            </w:tcMar>
+            <w:vAlign w:val="top"/>
+          </w:tcPr>
+          <w:p>
+            <w:pPr>
+              <w:keepNext w:val="false"/>
+              <w:bidi/>
+              <w:spacing w:after="30" w:before="30" w:line="264"/>
+            </w:pPr>
+            <w:r>
+              <w:rPr>
+                <w:rFonts w:ascii="Courier New" w:cs="Courier New" w:eastAsia="Courier New" w:hAnsi="Courier New"/>
+                <w:b w:val="false"/>
+                <w:bCs w:val="false"/>
+                <w:color w:val="1F2937"/>
+                <w:sz w:val="16"/>
+                <w:szCs w:val="16"/>
+                <w:shd w:fill="F1F3F5" w:color="auto" w:val="clear"/>
+                <w:rtl/>
+              </w:rPr>
+              <w:t xml:space="preserve">‎/monthly-figures‎</w:t>
+            </w:r>
+          </w:p>
+        </w:tc>
+        <w:tc>
+          <w:tcPr>
+            <w:tcW w:type="dxa" w:w="2687"/>
+            <w:tcBorders>
+              <w:top w:val="single" w:color="BFC9D6" w:sz="4"/>
+              <w:left w:val="single" w:color="BFC9D6" w:sz="4"/>
+              <w:bottom w:val="single" w:color="BFC9D6" w:sz="4"/>
+              <w:right w:val="single" w:color="BFC9D6" w:sz="4"/>
+            </w:tcBorders>
+            <w:shd w:fill="F5F8FC" w:color="auto" w:val="clear"/>
+            <w:tcMar>
+              <w:top w:type="dxa" w:w="50"/>
+              <w:left w:type="dxa" w:w="90"/>
+              <w:bottom w:type="dxa" w:w="50"/>
+              <w:right w:type="dxa" w:w="90"/>
+            </w:tcMar>
+            <w:vAlign w:val="top"/>
+          </w:tcPr>
+          <w:p>
+            <w:pPr>
+              <w:keepNext w:val="false"/>
+              <w:bidi/>
+              <w:spacing w:after="30" w:before="30" w:line="264"/>
+            </w:pPr>
+            <w:r>
+              <w:rPr>
+                <w:rFonts w:ascii="Courier New" w:cs="Courier New" w:eastAsia="Courier New" w:hAnsi="Courier New"/>
+                <w:b w:val="false"/>
+                <w:bCs w:val="false"/>
+                <w:color w:val="1F2937"/>
+                <w:sz w:val="16"/>
+                <w:szCs w:val="16"/>
+                <w:shd w:fill="F1F3F5" w:color="auto" w:val="clear"/>
+                <w:rtl/>
+              </w:rPr>
+              <w:t xml:space="preserve">‎fin.view‎</w:t>
+            </w:r>
+          </w:p>
+        </w:tc>
+        <w:tc>
+          <w:tcPr>
+            <w:tcW w:type="dxa" w:w="1942"/>
+            <w:tcBorders>
+              <w:top w:val="single" w:color="BFC9D6" w:sz="4"/>
+              <w:left w:val="single" w:color="BFC9D6" w:sz="4"/>
+              <w:bottom w:val="single" w:color="BFC9D6" w:sz="4"/>
+              <w:right w:val="single" w:color="BFC9D6" w:sz="4"/>
+            </w:tcBorders>
+            <w:shd w:fill="F5F8FC" w:color="auto" w:val="clear"/>
+            <w:tcMar>
+              <w:top w:type="dxa" w:w="50"/>
+              <w:left w:type="dxa" w:w="90"/>
+              <w:bottom w:type="dxa" w:w="50"/>
+              <w:right w:type="dxa" w:w="90"/>
+            </w:tcMar>
+            <w:vAlign w:val="top"/>
+          </w:tcPr>
+          <w:p>
+            <w:pPr>
+              <w:keepNext w:val="false"/>
+              <w:bidi/>
+              <w:spacing w:after="30" w:before="30" w:line="264"/>
+            </w:pPr>
+            <w:r>
+              <w:rPr>
+                <w:rFonts w:ascii="Arial" w:cs="Arial" w:eastAsia="Arial" w:hAnsi="Arial"/>
+                <w:b w:val="false"/>
+                <w:bCs w:val="false"/>
+                <w:sz w:val="18"/>
+                <w:szCs w:val="18"/>
+                <w:rtl/>
+              </w:rPr>
+              <w:t xml:space="preserve">شبكة الأرصدة الشهرية، والتحويلات، والتأكيد وإعادة الفتح، وإغلاق الفترات</w:t>
+            </w:r>
+          </w:p>
+        </w:tc>
+      </w:tr>
+      <w:tr>
+        <w:trPr>
+          <w:cantSplit/>
+        </w:trPr>
+        <w:tc>
+          <w:tcPr>
+            <w:tcW w:type="dxa" w:w="1414"/>
+            <w:tcBorders>
+              <w:top w:val="single" w:color="BFC9D6" w:sz="4"/>
+              <w:left w:val="single" w:color="BFC9D6" w:sz="4"/>
+              <w:bottom w:val="single" w:color="BFC9D6" w:sz="4"/>
+              <w:right w:val="single" w:color="BFC9D6" w:sz="4"/>
+            </w:tcBorders>
+            <w:tcMar>
+              <w:top w:type="dxa" w:w="50"/>
+              <w:left w:type="dxa" w:w="90"/>
+              <w:bottom w:type="dxa" w:w="50"/>
+              <w:right w:type="dxa" w:w="90"/>
+            </w:tcMar>
+            <w:vAlign w:val="top"/>
+          </w:tcPr>
+          <w:p>
+            <w:pPr>
+              <w:keepNext w:val="false"/>
+              <w:bidi/>
+              <w:spacing w:after="30" w:before="30" w:line="264"/>
+            </w:pPr>
+            <w:r>
+              <w:rPr>
+                <w:rFonts w:ascii="Arial" w:cs="Arial" w:eastAsia="Arial" w:hAnsi="Arial"/>
+                <w:b w:val="false"/>
+                <w:bCs w:val="false"/>
+                <w:sz w:val="18"/>
+                <w:szCs w:val="18"/>
+                <w:rtl/>
+              </w:rPr>
+              <w:t xml:space="preserve">SCR-FIN-03</w:t>
+            </w:r>
+          </w:p>
+        </w:tc>
+        <w:tc>
+          <w:tcPr>
+            <w:tcW w:type="dxa" w:w="3821"/>
+            <w:tcBorders>
+              <w:top w:val="single" w:color="BFC9D6" w:sz="4"/>
+              <w:left w:val="single" w:color="BFC9D6" w:sz="4"/>
+              <w:bottom w:val="single" w:color="BFC9D6" w:sz="4"/>
+              <w:right w:val="single" w:color="BFC9D6" w:sz="4"/>
+            </w:tcBorders>
+            <w:tcMar>
+              <w:top w:type="dxa" w:w="50"/>
+              <w:left w:type="dxa" w:w="90"/>
+              <w:bottom w:type="dxa" w:w="50"/>
+              <w:right w:type="dxa" w:w="90"/>
+            </w:tcMar>
+            <w:vAlign w:val="top"/>
+          </w:tcPr>
+          <w:p>
+            <w:pPr>
+              <w:keepNext w:val="false"/>
+              <w:bidi/>
+              <w:spacing w:after="30" w:before="30" w:line="264"/>
+            </w:pPr>
+            <w:r>
+              <w:rPr>
+                <w:rFonts w:ascii="Courier New" w:cs="Courier New" w:eastAsia="Courier New" w:hAnsi="Courier New"/>
+                <w:b w:val="false"/>
+                <w:bCs w:val="false"/>
+                <w:color w:val="1F2937"/>
+                <w:sz w:val="16"/>
+                <w:szCs w:val="16"/>
+                <w:shd w:fill="F1F3F5" w:color="auto" w:val="clear"/>
+                <w:rtl/>
+              </w:rPr>
+              <w:t xml:space="preserve">‎/formulas‎</w:t>
+            </w:r>
+          </w:p>
+        </w:tc>
+        <w:tc>
+          <w:tcPr>
+            <w:tcW w:type="dxa" w:w="2687"/>
+            <w:tcBorders>
+              <w:top w:val="single" w:color="BFC9D6" w:sz="4"/>
+              <w:left w:val="single" w:color="BFC9D6" w:sz="4"/>
+              <w:bottom w:val="single" w:color="BFC9D6" w:sz="4"/>
+              <w:right w:val="single" w:color="BFC9D6" w:sz="4"/>
+            </w:tcBorders>
+            <w:tcMar>
+              <w:top w:type="dxa" w:w="50"/>
+              <w:left w:type="dxa" w:w="90"/>
+              <w:bottom w:type="dxa" w:w="50"/>
+              <w:right w:type="dxa" w:w="90"/>
+            </w:tcMar>
+            <w:vAlign w:val="top"/>
+          </w:tcPr>
+          <w:p>
+            <w:pPr>
+              <w:keepNext w:val="false"/>
+              <w:bidi/>
+              <w:spacing w:after="30" w:before="30" w:line="264"/>
+            </w:pPr>
+            <w:r>
+              <w:rPr>
+                <w:rFonts w:ascii="Courier New" w:cs="Courier New" w:eastAsia="Courier New" w:hAnsi="Courier New"/>
+                <w:b w:val="false"/>
+                <w:bCs w:val="false"/>
+                <w:color w:val="1F2937"/>
+                <w:sz w:val="16"/>
+                <w:szCs w:val="16"/>
+                <w:shd w:fill="F1F3F5" w:color="auto" w:val="clear"/>
+                <w:rtl/>
+              </w:rPr>
+              <w:t xml:space="preserve">‎fin.view‎</w:t>
+            </w:r>
+          </w:p>
+        </w:tc>
+        <w:tc>
+          <w:tcPr>
+            <w:tcW w:type="dxa" w:w="1942"/>
+            <w:tcBorders>
+              <w:top w:val="single" w:color="BFC9D6" w:sz="4"/>
+              <w:left w:val="single" w:color="BFC9D6" w:sz="4"/>
+              <w:bottom w:val="single" w:color="BFC9D6" w:sz="4"/>
+              <w:right w:val="single" w:color="BFC9D6" w:sz="4"/>
+            </w:tcBorders>
+            <w:tcMar>
+              <w:top w:type="dxa" w:w="50"/>
+              <w:left w:type="dxa" w:w="90"/>
+              <w:bottom w:type="dxa" w:w="50"/>
+              <w:right w:type="dxa" w:w="90"/>
+            </w:tcMar>
+            <w:vAlign w:val="top"/>
+          </w:tcPr>
+          <w:p>
+            <w:pPr>
+              <w:keepNext w:val="false"/>
+              <w:bidi/>
+              <w:spacing w:after="30" w:before="30" w:line="264"/>
+            </w:pPr>
+            <w:r>
+              <w:rPr>
+                <w:rFonts w:ascii="Arial" w:cs="Arial" w:eastAsia="Arial" w:hAnsi="Arial"/>
+                <w:b w:val="false"/>
+                <w:bCs w:val="false"/>
+                <w:sz w:val="18"/>
+                <w:szCs w:val="18"/>
+                <w:rtl/>
+              </w:rPr>
+              <w:t xml:space="preserve">مكتبة الصيغ، والتحقق الحي بالموضع، والمعاينة على قائمة، والإصدار والاعتماد والنسخ</w:t>
+            </w:r>
+          </w:p>
+        </w:tc>
+      </w:tr>
+      <w:tr>
+        <w:trPr>
+          <w:cantSplit/>
+        </w:trPr>
+        <w:tc>
+          <w:tcPr>
+            <w:tcW w:type="dxa" w:w="1414"/>
+            <w:tcBorders>
+              <w:top w:val="single" w:color="BFC9D6" w:sz="4"/>
+              <w:left w:val="single" w:color="BFC9D6" w:sz="4"/>
+              <w:bottom w:val="single" w:color="BFC9D6" w:sz="4"/>
+              <w:right w:val="single" w:color="BFC9D6" w:sz="4"/>
+            </w:tcBorders>
+            <w:shd w:fill="F5F8FC" w:color="auto" w:val="clear"/>
+            <w:tcMar>
+              <w:top w:type="dxa" w:w="50"/>
+              <w:left w:type="dxa" w:w="90"/>
+              <w:bottom w:type="dxa" w:w="50"/>
+              <w:right w:type="dxa" w:w="90"/>
+            </w:tcMar>
+            <w:vAlign w:val="top"/>
+          </w:tcPr>
+          <w:p>
+            <w:pPr>
+              <w:keepNext w:val="false"/>
+              <w:bidi/>
+              <w:spacing w:after="30" w:before="30" w:line="264"/>
+            </w:pPr>
+            <w:r>
+              <w:rPr>
+                <w:rFonts w:ascii="Arial" w:cs="Arial" w:eastAsia="Arial" w:hAnsi="Arial"/>
+                <w:b w:val="false"/>
+                <w:bCs w:val="false"/>
+                <w:sz w:val="18"/>
+                <w:szCs w:val="18"/>
+                <w:rtl/>
+              </w:rPr>
+              <w:t xml:space="preserve">SCR-FIN-05</w:t>
+            </w:r>
+          </w:p>
+        </w:tc>
+        <w:tc>
+          <w:tcPr>
+            <w:tcW w:type="dxa" w:w="3821"/>
+            <w:tcBorders>
+              <w:top w:val="single" w:color="BFC9D6" w:sz="4"/>
+              <w:left w:val="single" w:color="BFC9D6" w:sz="4"/>
+              <w:bottom w:val="single" w:color="BFC9D6" w:sz="4"/>
+              <w:right w:val="single" w:color="BFC9D6" w:sz="4"/>
+            </w:tcBorders>
+            <w:shd w:fill="F5F8FC" w:color="auto" w:val="clear"/>
+            <w:tcMar>
+              <w:top w:type="dxa" w:w="50"/>
+              <w:left w:type="dxa" w:w="90"/>
+              <w:bottom w:type="dxa" w:w="50"/>
+              <w:right w:type="dxa" w:w="90"/>
+            </w:tcMar>
+            <w:vAlign w:val="top"/>
+          </w:tcPr>
+          <w:p>
+            <w:pPr>
+              <w:keepNext w:val="false"/>
+              <w:bidi/>
+              <w:spacing w:after="30" w:before="30" w:line="264"/>
+            </w:pPr>
+            <w:r>
+              <w:rPr>
+                <w:rFonts w:ascii="Courier New" w:cs="Courier New" w:eastAsia="Courier New" w:hAnsi="Courier New"/>
+                <w:b w:val="false"/>
+                <w:bCs w:val="false"/>
+                <w:color w:val="1F2937"/>
+                <w:sz w:val="16"/>
+                <w:szCs w:val="16"/>
+                <w:shd w:fill="F1F3F5" w:color="auto" w:val="clear"/>
+                <w:rtl/>
+              </w:rPr>
+              <w:t xml:space="preserve">‎/reports/statement-breaches‎</w:t>
+            </w:r>
+          </w:p>
+        </w:tc>
+        <w:tc>
+          <w:tcPr>
+            <w:tcW w:type="dxa" w:w="2687"/>
+            <w:tcBorders>
+              <w:top w:val="single" w:color="BFC9D6" w:sz="4"/>
+              <w:left w:val="single" w:color="BFC9D6" w:sz="4"/>
+              <w:bottom w:val="single" w:color="BFC9D6" w:sz="4"/>
+              <w:right w:val="single" w:color="BFC9D6" w:sz="4"/>
+            </w:tcBorders>
+            <w:shd w:fill="F5F8FC" w:color="auto" w:val="clear"/>
+            <w:tcMar>
+              <w:top w:type="dxa" w:w="50"/>
+              <w:left w:type="dxa" w:w="90"/>
+              <w:bottom w:type="dxa" w:w="50"/>
+              <w:right w:type="dxa" w:w="90"/>
+            </w:tcMar>
+            <w:vAlign w:val="top"/>
+          </w:tcPr>
+          <w:p>
+            <w:pPr>
+              <w:keepNext w:val="false"/>
+              <w:bidi/>
+              <w:spacing w:after="30" w:before="30" w:line="264"/>
+            </w:pPr>
+            <w:r>
+              <w:rPr>
+                <w:rFonts w:ascii="Arial" w:cs="Arial" w:eastAsia="Arial" w:hAnsi="Arial"/>
+                <w:b w:val="false"/>
+                <w:bCs w:val="false"/>
+                <w:sz w:val="18"/>
+                <w:szCs w:val="18"/>
+                <w:rtl/>
+              </w:rPr>
+              <w:t xml:space="preserve">كما في SCR-FIN-01</w:t>
+            </w:r>
+          </w:p>
+        </w:tc>
+        <w:tc>
+          <w:tcPr>
+            <w:tcW w:type="dxa" w:w="1942"/>
+            <w:tcBorders>
+              <w:top w:val="single" w:color="BFC9D6" w:sz="4"/>
+              <w:left w:val="single" w:color="BFC9D6" w:sz="4"/>
+              <w:bottom w:val="single" w:color="BFC9D6" w:sz="4"/>
+              <w:right w:val="single" w:color="BFC9D6" w:sz="4"/>
+            </w:tcBorders>
+            <w:shd w:fill="F5F8FC" w:color="auto" w:val="clear"/>
+            <w:tcMar>
+              <w:top w:type="dxa" w:w="50"/>
+              <w:left w:type="dxa" w:w="90"/>
+              <w:bottom w:type="dxa" w:w="50"/>
+              <w:right w:type="dxa" w:w="90"/>
+            </w:tcMar>
+            <w:vAlign w:val="top"/>
+          </w:tcPr>
+          <w:p>
+            <w:pPr>
+              <w:keepNext w:val="false"/>
+              <w:bidi/>
+              <w:spacing w:after="30" w:before="30" w:line="264"/>
+            </w:pPr>
+            <w:r>
+              <w:rPr>
+                <w:rFonts w:ascii="Arial" w:cs="Arial" w:eastAsia="Arial" w:hAnsi="Arial"/>
+                <w:b w:val="false"/>
+                <w:bCs w:val="false"/>
+                <w:sz w:val="18"/>
+                <w:szCs w:val="18"/>
+                <w:rtl/>
+              </w:rPr>
+              <w:t xml:space="preserve">R-FIN-05: الخروقات والإنذارات الناشئة عن القوائم</w:t>
+            </w:r>
+          </w:p>
+        </w:tc>
+      </w:tr>
+      <w:tr>
+        <w:trPr>
+          <w:cantSplit/>
+        </w:trPr>
+        <w:tc>
+          <w:tcPr>
+            <w:tcW w:type="dxa" w:w="1414"/>
+            <w:tcBorders>
+              <w:top w:val="single" w:color="BFC9D6" w:sz="4"/>
+              <w:left w:val="single" w:color="BFC9D6" w:sz="4"/>
+              <w:bottom w:val="single" w:color="BFC9D6" w:sz="4"/>
+              <w:right w:val="single" w:color="BFC9D6" w:sz="4"/>
+            </w:tcBorders>
+            <w:tcMar>
+              <w:top w:type="dxa" w:w="50"/>
+              <w:left w:type="dxa" w:w="90"/>
+              <w:bottom w:type="dxa" w:w="50"/>
+              <w:right w:type="dxa" w:w="90"/>
+            </w:tcMar>
+            <w:vAlign w:val="top"/>
+          </w:tcPr>
+          <w:p>
+            <w:pPr>
+              <w:keepNext w:val="false"/>
+              <w:bidi/>
+              <w:spacing w:after="30" w:before="30" w:line="264"/>
+            </w:pPr>
+            <w:r>
+              <w:rPr>
+                <w:rFonts w:ascii="Arial" w:cs="Arial" w:eastAsia="Arial" w:hAnsi="Arial"/>
+                <w:b w:val="false"/>
+                <w:bCs w:val="false"/>
+                <w:sz w:val="18"/>
+                <w:szCs w:val="18"/>
+                <w:rtl/>
+              </w:rPr>
+              <w:t xml:space="preserve">SCR-FIN-06</w:t>
+            </w:r>
+          </w:p>
+        </w:tc>
+        <w:tc>
+          <w:tcPr>
+            <w:tcW w:type="dxa" w:w="3821"/>
+            <w:tcBorders>
+              <w:top w:val="single" w:color="BFC9D6" w:sz="4"/>
+              <w:left w:val="single" w:color="BFC9D6" w:sz="4"/>
+              <w:bottom w:val="single" w:color="BFC9D6" w:sz="4"/>
+              <w:right w:val="single" w:color="BFC9D6" w:sz="4"/>
+            </w:tcBorders>
+            <w:tcMar>
+              <w:top w:type="dxa" w:w="50"/>
+              <w:left w:type="dxa" w:w="90"/>
+              <w:bottom w:type="dxa" w:w="50"/>
+              <w:right w:type="dxa" w:w="90"/>
+            </w:tcMar>
+            <w:vAlign w:val="top"/>
+          </w:tcPr>
+          <w:p>
+            <w:pPr>
+              <w:keepNext w:val="false"/>
+              <w:bidi/>
+              <w:spacing w:after="30" w:before="30" w:line="264"/>
+            </w:pPr>
+            <w:r>
+              <w:rPr>
+                <w:rFonts w:ascii="Courier New" w:cs="Courier New" w:eastAsia="Courier New" w:hAnsi="Courier New"/>
+                <w:b w:val="false"/>
+                <w:bCs w:val="false"/>
+                <w:color w:val="1F2937"/>
+                <w:sz w:val="16"/>
+                <w:szCs w:val="16"/>
+                <w:shd w:fill="F1F3F5" w:color="auto" w:val="clear"/>
+                <w:rtl/>
+              </w:rPr>
+              <w:t xml:space="preserve">‎/assessments‎</w:t>
+            </w:r>
+            <w:r>
+              <w:rPr>
+                <w:rFonts w:ascii="Arial" w:cs="Arial" w:eastAsia="Arial" w:hAnsi="Arial"/>
+                <w:b w:val="false"/>
+                <w:bCs w:val="false"/>
+                <w:sz w:val="18"/>
+                <w:szCs w:val="18"/>
+                <w:rtl/>
+              </w:rPr>
+              <w:t xml:space="preserve">، </w:t>
+            </w:r>
+            <w:r>
+              <w:rPr>
+                <w:rFonts w:ascii="Courier New" w:cs="Courier New" w:eastAsia="Courier New" w:hAnsi="Courier New"/>
+                <w:b w:val="false"/>
+                <w:bCs w:val="false"/>
+                <w:color w:val="1F2937"/>
+                <w:sz w:val="16"/>
+                <w:szCs w:val="16"/>
+                <w:shd w:fill="F1F3F5" w:color="auto" w:val="clear"/>
+                <w:rtl/>
+              </w:rPr>
+              <w:t xml:space="preserve">‎/assessments/:id‎</w:t>
+            </w:r>
+          </w:p>
+        </w:tc>
+        <w:tc>
+          <w:tcPr>
+            <w:tcW w:type="dxa" w:w="2687"/>
+            <w:tcBorders>
+              <w:top w:val="single" w:color="BFC9D6" w:sz="4"/>
+              <w:left w:val="single" w:color="BFC9D6" w:sz="4"/>
+              <w:bottom w:val="single" w:color="BFC9D6" w:sz="4"/>
+              <w:right w:val="single" w:color="BFC9D6" w:sz="4"/>
+            </w:tcBorders>
+            <w:tcMar>
+              <w:top w:type="dxa" w:w="50"/>
+              <w:left w:type="dxa" w:w="90"/>
+              <w:bottom w:type="dxa" w:w="50"/>
+              <w:right w:type="dxa" w:w="90"/>
+            </w:tcMar>
+            <w:vAlign w:val="top"/>
+          </w:tcPr>
+          <w:p>
+            <w:pPr>
+              <w:keepNext w:val="false"/>
+              <w:bidi/>
+              <w:spacing w:after="30" w:before="30" w:line="264"/>
+            </w:pPr>
+            <w:r>
+              <w:rPr>
+                <w:rFonts w:ascii="Arial" w:cs="Arial" w:eastAsia="Arial" w:hAnsi="Arial"/>
+                <w:b w:val="false"/>
+                <w:bCs w:val="false"/>
+                <w:sz w:val="18"/>
+                <w:szCs w:val="18"/>
+                <w:rtl/>
+              </w:rPr>
+              <w:t xml:space="preserve">إحدى </w:t>
+            </w:r>
+            <w:r>
+              <w:rPr>
+                <w:rFonts w:ascii="Courier New" w:cs="Courier New" w:eastAsia="Courier New" w:hAnsi="Courier New"/>
+                <w:b w:val="false"/>
+                <w:bCs w:val="false"/>
+                <w:color w:val="1F2937"/>
+                <w:sz w:val="16"/>
+                <w:szCs w:val="16"/>
+                <w:shd w:fill="F1F3F5" w:color="auto" w:val="clear"/>
+                <w:rtl/>
+              </w:rPr>
+              <w:t xml:space="preserve">‎fin.credit.assess‎</w:t>
+            </w:r>
+            <w:r>
+              <w:rPr>
+                <w:rFonts w:ascii="Arial" w:cs="Arial" w:eastAsia="Arial" w:hAnsi="Arial"/>
+                <w:b w:val="false"/>
+                <w:bCs w:val="false"/>
+                <w:sz w:val="18"/>
+                <w:szCs w:val="18"/>
+                <w:rtl/>
+              </w:rPr>
+              <w:t xml:space="preserve"> أو </w:t>
+            </w:r>
+            <w:r>
+              <w:rPr>
+                <w:rFonts w:ascii="Courier New" w:cs="Courier New" w:eastAsia="Courier New" w:hAnsi="Courier New"/>
+                <w:b w:val="false"/>
+                <w:bCs w:val="false"/>
+                <w:color w:val="1F2937"/>
+                <w:sz w:val="16"/>
+                <w:szCs w:val="16"/>
+                <w:shd w:fill="F1F3F5" w:color="auto" w:val="clear"/>
+                <w:rtl/>
+              </w:rPr>
+              <w:t xml:space="preserve">‎approve‎</w:t>
+            </w:r>
+            <w:r>
+              <w:rPr>
+                <w:rFonts w:ascii="Arial" w:cs="Arial" w:eastAsia="Arial" w:hAnsi="Arial"/>
+                <w:b w:val="false"/>
+                <w:bCs w:val="false"/>
+                <w:sz w:val="18"/>
+                <w:szCs w:val="18"/>
+                <w:rtl/>
+              </w:rPr>
+              <w:t xml:space="preserve"> أو </w:t>
+            </w:r>
+            <w:r>
+              <w:rPr>
+                <w:rFonts w:ascii="Courier New" w:cs="Courier New" w:eastAsia="Courier New" w:hAnsi="Courier New"/>
+                <w:b w:val="false"/>
+                <w:bCs w:val="false"/>
+                <w:color w:val="1F2937"/>
+                <w:sz w:val="16"/>
+                <w:szCs w:val="16"/>
+                <w:shd w:fill="F1F3F5" w:color="auto" w:val="clear"/>
+                <w:rtl/>
+              </w:rPr>
+              <w:t xml:space="preserve">‎endorse‎</w:t>
+            </w:r>
+          </w:p>
+        </w:tc>
+        <w:tc>
+          <w:tcPr>
+            <w:tcW w:type="dxa" w:w="1942"/>
+            <w:tcBorders>
+              <w:top w:val="single" w:color="BFC9D6" w:sz="4"/>
+              <w:left w:val="single" w:color="BFC9D6" w:sz="4"/>
+              <w:bottom w:val="single" w:color="BFC9D6" w:sz="4"/>
+              <w:right w:val="single" w:color="BFC9D6" w:sz="4"/>
+            </w:tcBorders>
+            <w:tcMar>
+              <w:top w:type="dxa" w:w="50"/>
+              <w:left w:type="dxa" w:w="90"/>
+              <w:bottom w:type="dxa" w:w="50"/>
+              <w:right w:type="dxa" w:w="90"/>
+            </w:tcMar>
+            <w:vAlign w:val="top"/>
+          </w:tcPr>
+          <w:p>
+            <w:pPr>
+              <w:keepNext w:val="false"/>
+              <w:bidi/>
+              <w:spacing w:after="30" w:before="30" w:line="264"/>
+            </w:pPr>
+            <w:r>
+              <w:rPr>
+                <w:rFonts w:ascii="Arial" w:cs="Arial" w:eastAsia="Arial" w:hAnsi="Arial"/>
+                <w:b w:val="false"/>
+                <w:bCs w:val="false"/>
+                <w:sz w:val="18"/>
+                <w:szCs w:val="18"/>
+                <w:rtl/>
+              </w:rPr>
+              <w:t xml:space="preserve">التقييم الذاتي: الدرجات النوعية بمبرراتها، والحساب، والعوامل، والملاحظات، والمعالجات، والتقديم والاعتماد والإعادة</w:t>
+            </w:r>
+          </w:p>
+        </w:tc>
+      </w:tr>
+      <w:tr>
+        <w:trPr>
+          <w:cantSplit/>
+        </w:trPr>
+        <w:tc>
+          <w:tcPr>
+            <w:tcW w:type="dxa" w:w="1414"/>
+            <w:tcBorders>
+              <w:top w:val="single" w:color="BFC9D6" w:sz="4"/>
+              <w:left w:val="single" w:color="BFC9D6" w:sz="4"/>
+              <w:bottom w:val="single" w:color="BFC9D6" w:sz="4"/>
+              <w:right w:val="single" w:color="BFC9D6" w:sz="4"/>
+            </w:tcBorders>
+            <w:shd w:fill="F5F8FC" w:color="auto" w:val="clear"/>
+            <w:tcMar>
+              <w:top w:type="dxa" w:w="50"/>
+              <w:left w:type="dxa" w:w="90"/>
+              <w:bottom w:type="dxa" w:w="50"/>
+              <w:right w:type="dxa" w:w="90"/>
+            </w:tcMar>
+            <w:vAlign w:val="top"/>
+          </w:tcPr>
+          <w:p>
+            <w:pPr>
+              <w:keepNext w:val="false"/>
+              <w:bidi/>
+              <w:spacing w:after="30" w:before="30" w:line="264"/>
+            </w:pPr>
+            <w:r>
+              <w:rPr>
+                <w:rFonts w:ascii="Arial" w:cs="Arial" w:eastAsia="Arial" w:hAnsi="Arial"/>
+                <w:b w:val="false"/>
+                <w:bCs w:val="false"/>
+                <w:sz w:val="18"/>
+                <w:szCs w:val="18"/>
+                <w:rtl/>
+              </w:rPr>
+              <w:t xml:space="preserve">SCR-FIN-07</w:t>
+            </w:r>
+          </w:p>
+        </w:tc>
+        <w:tc>
+          <w:tcPr>
+            <w:tcW w:type="dxa" w:w="3821"/>
+            <w:tcBorders>
+              <w:top w:val="single" w:color="BFC9D6" w:sz="4"/>
+              <w:left w:val="single" w:color="BFC9D6" w:sz="4"/>
+              <w:bottom w:val="single" w:color="BFC9D6" w:sz="4"/>
+              <w:right w:val="single" w:color="BFC9D6" w:sz="4"/>
+            </w:tcBorders>
+            <w:shd w:fill="F5F8FC" w:color="auto" w:val="clear"/>
+            <w:tcMar>
+              <w:top w:type="dxa" w:w="50"/>
+              <w:left w:type="dxa" w:w="90"/>
+              <w:bottom w:type="dxa" w:w="50"/>
+              <w:right w:type="dxa" w:w="90"/>
+            </w:tcMar>
+            <w:vAlign w:val="top"/>
+          </w:tcPr>
+          <w:p>
+            <w:pPr>
+              <w:keepNext w:val="false"/>
+              <w:bidi/>
+              <w:spacing w:after="30" w:before="30" w:line="264"/>
+            </w:pPr>
+            <w:r>
+              <w:rPr>
+                <w:rFonts w:ascii="Courier New" w:cs="Courier New" w:eastAsia="Courier New" w:hAnsi="Courier New"/>
+                <w:b w:val="false"/>
+                <w:bCs w:val="false"/>
+                <w:color w:val="1F2937"/>
+                <w:sz w:val="16"/>
+                <w:szCs w:val="16"/>
+                <w:shd w:fill="F1F3F5" w:color="auto" w:val="clear"/>
+                <w:rtl/>
+              </w:rPr>
+              <w:t xml:space="preserve">‎/presentation-versions‎</w:t>
+            </w:r>
+          </w:p>
+        </w:tc>
+        <w:tc>
+          <w:tcPr>
+            <w:tcW w:type="dxa" w:w="2687"/>
+            <w:tcBorders>
+              <w:top w:val="single" w:color="BFC9D6" w:sz="4"/>
+              <w:left w:val="single" w:color="BFC9D6" w:sz="4"/>
+              <w:bottom w:val="single" w:color="BFC9D6" w:sz="4"/>
+              <w:right w:val="single" w:color="BFC9D6" w:sz="4"/>
+            </w:tcBorders>
+            <w:shd w:fill="F5F8FC" w:color="auto" w:val="clear"/>
+            <w:tcMar>
+              <w:top w:type="dxa" w:w="50"/>
+              <w:left w:type="dxa" w:w="90"/>
+              <w:bottom w:type="dxa" w:w="50"/>
+              <w:right w:type="dxa" w:w="90"/>
+            </w:tcMar>
+            <w:vAlign w:val="top"/>
+          </w:tcPr>
+          <w:p>
+            <w:pPr>
+              <w:keepNext w:val="false"/>
+              <w:bidi/>
+              <w:spacing w:after="30" w:before="30" w:line="264"/>
+            </w:pPr>
+            <w:r>
+              <w:rPr>
+                <w:rFonts w:ascii="Arial" w:cs="Arial" w:eastAsia="Arial" w:hAnsi="Arial"/>
+                <w:b w:val="false"/>
+                <w:bCs w:val="false"/>
+                <w:sz w:val="18"/>
+                <w:szCs w:val="18"/>
+                <w:rtl/>
+              </w:rPr>
+              <w:t xml:space="preserve">إحدى </w:t>
+            </w:r>
+            <w:r>
+              <w:rPr>
+                <w:rFonts w:ascii="Courier New" w:cs="Courier New" w:eastAsia="Courier New" w:hAnsi="Courier New"/>
+                <w:b w:val="false"/>
+                <w:bCs w:val="false"/>
+                <w:color w:val="1F2937"/>
+                <w:sz w:val="16"/>
+                <w:szCs w:val="16"/>
+                <w:shd w:fill="F1F3F5" w:color="auto" w:val="clear"/>
+                <w:rtl/>
+              </w:rPr>
+              <w:t xml:space="preserve">‎fin.stmt.enter‎</w:t>
+            </w:r>
+            <w:r>
+              <w:rPr>
+                <w:rFonts w:ascii="Arial" w:cs="Arial" w:eastAsia="Arial" w:hAnsi="Arial"/>
+                <w:b w:val="false"/>
+                <w:bCs w:val="false"/>
+                <w:sz w:val="18"/>
+                <w:szCs w:val="18"/>
+                <w:rtl/>
+              </w:rPr>
+              <w:t xml:space="preserve"> أو </w:t>
+            </w:r>
+            <w:r>
+              <w:rPr>
+                <w:rFonts w:ascii="Courier New" w:cs="Courier New" w:eastAsia="Courier New" w:hAnsi="Courier New"/>
+                <w:b w:val="false"/>
+                <w:bCs w:val="false"/>
+                <w:color w:val="1F2937"/>
+                <w:sz w:val="16"/>
+                <w:szCs w:val="16"/>
+                <w:shd w:fill="F1F3F5" w:color="auto" w:val="clear"/>
+                <w:rtl/>
+              </w:rPr>
+              <w:t xml:space="preserve">‎fin.stmt.approve‎</w:t>
+            </w:r>
+          </w:p>
+        </w:tc>
+        <w:tc>
+          <w:tcPr>
+            <w:tcW w:type="dxa" w:w="1942"/>
+            <w:tcBorders>
+              <w:top w:val="single" w:color="BFC9D6" w:sz="4"/>
+              <w:left w:val="single" w:color="BFC9D6" w:sz="4"/>
+              <w:bottom w:val="single" w:color="BFC9D6" w:sz="4"/>
+              <w:right w:val="single" w:color="BFC9D6" w:sz="4"/>
+            </w:tcBorders>
+            <w:shd w:fill="F5F8FC" w:color="auto" w:val="clear"/>
+            <w:tcMar>
+              <w:top w:type="dxa" w:w="50"/>
+              <w:left w:type="dxa" w:w="90"/>
+              <w:bottom w:type="dxa" w:w="50"/>
+              <w:right w:type="dxa" w:w="90"/>
+            </w:tcMar>
+            <w:vAlign w:val="top"/>
+          </w:tcPr>
+          <w:p>
+            <w:pPr>
+              <w:keepNext w:val="false"/>
+              <w:bidi/>
+              <w:spacing w:after="30" w:before="30" w:line="264"/>
+            </w:pPr>
+            <w:r>
+              <w:rPr>
+                <w:rFonts w:ascii="Arial" w:cs="Arial" w:eastAsia="Arial" w:hAnsi="Arial"/>
+                <w:b w:val="false"/>
+                <w:bCs w:val="false"/>
+                <w:sz w:val="18"/>
+                <w:szCs w:val="18"/>
+                <w:rtl/>
+              </w:rPr>
+              <w:t xml:space="preserve">نسخ العرض: المعالجات بخطواتها، والبناء، والاختيار بسبب</w:t>
+            </w:r>
+          </w:p>
+        </w:tc>
+      </w:tr>
+      <w:tr>
+        <w:trPr>
+          <w:cantSplit/>
+        </w:trPr>
+        <w:tc>
+          <w:tcPr>
+            <w:tcW w:type="dxa" w:w="1414"/>
+            <w:tcBorders>
+              <w:top w:val="single" w:color="BFC9D6" w:sz="4"/>
+              <w:left w:val="single" w:color="BFC9D6" w:sz="4"/>
+              <w:bottom w:val="single" w:color="BFC9D6" w:sz="4"/>
+              <w:right w:val="single" w:color="BFC9D6" w:sz="4"/>
+            </w:tcBorders>
+            <w:tcMar>
+              <w:top w:type="dxa" w:w="50"/>
+              <w:left w:type="dxa" w:w="90"/>
+              <w:bottom w:type="dxa" w:w="50"/>
+              <w:right w:type="dxa" w:w="90"/>
+            </w:tcMar>
+            <w:vAlign w:val="top"/>
+          </w:tcPr>
+          <w:p>
+            <w:pPr>
+              <w:keepNext w:val="false"/>
+              <w:bidi/>
+              <w:spacing w:after="30" w:before="30" w:line="264"/>
+            </w:pPr>
+            <w:r>
+              <w:rPr>
+                <w:rFonts w:ascii="Arial" w:cs="Arial" w:eastAsia="Arial" w:hAnsi="Arial"/>
+                <w:b w:val="false"/>
+                <w:bCs w:val="false"/>
+                <w:sz w:val="18"/>
+                <w:szCs w:val="18"/>
+                <w:rtl/>
+              </w:rPr>
+              <w:t xml:space="preserve">SCR-FIN-08</w:t>
+            </w:r>
+          </w:p>
+        </w:tc>
+        <w:tc>
+          <w:tcPr>
+            <w:tcW w:type="dxa" w:w="3821"/>
+            <w:tcBorders>
+              <w:top w:val="single" w:color="BFC9D6" w:sz="4"/>
+              <w:left w:val="single" w:color="BFC9D6" w:sz="4"/>
+              <w:bottom w:val="single" w:color="BFC9D6" w:sz="4"/>
+              <w:right w:val="single" w:color="BFC9D6" w:sz="4"/>
+            </w:tcBorders>
+            <w:tcMar>
+              <w:top w:type="dxa" w:w="50"/>
+              <w:left w:type="dxa" w:w="90"/>
+              <w:bottom w:type="dxa" w:w="50"/>
+              <w:right w:type="dxa" w:w="90"/>
+            </w:tcMar>
+            <w:vAlign w:val="top"/>
+          </w:tcPr>
+          <w:p>
+            <w:pPr>
+              <w:keepNext w:val="false"/>
+              <w:bidi/>
+              <w:spacing w:after="30" w:before="30" w:line="264"/>
+            </w:pPr>
+            <w:r>
+              <w:rPr>
+                <w:rFonts w:ascii="Courier New" w:cs="Courier New" w:eastAsia="Courier New" w:hAnsi="Courier New"/>
+                <w:b w:val="false"/>
+                <w:bCs w:val="false"/>
+                <w:color w:val="1F2937"/>
+                <w:sz w:val="16"/>
+                <w:szCs w:val="16"/>
+                <w:shd w:fill="F1F3F5" w:color="auto" w:val="clear"/>
+                <w:rtl/>
+              </w:rPr>
+              <w:t xml:space="preserve">‎/assessments/:id/readiness‎</w:t>
+            </w:r>
+            <w:r>
+              <w:rPr>
+                <w:rFonts w:ascii="Arial" w:cs="Arial" w:eastAsia="Arial" w:hAnsi="Arial"/>
+                <w:b w:val="false"/>
+                <w:bCs w:val="false"/>
+                <w:sz w:val="18"/>
+                <w:szCs w:val="18"/>
+                <w:rtl/>
+              </w:rPr>
+              <w:t xml:space="preserve">، </w:t>
+            </w:r>
+            <w:r>
+              <w:rPr>
+                <w:rFonts w:ascii="Courier New" w:cs="Courier New" w:eastAsia="Courier New" w:hAnsi="Courier New"/>
+                <w:b w:val="false"/>
+                <w:bCs w:val="false"/>
+                <w:color w:val="1F2937"/>
+                <w:sz w:val="16"/>
+                <w:szCs w:val="16"/>
+                <w:shd w:fill="F1F3F5" w:color="auto" w:val="clear"/>
+                <w:rtl/>
+              </w:rPr>
+              <w:t xml:space="preserve">‎/lender-ratings‎</w:t>
+            </w:r>
+          </w:p>
+        </w:tc>
+        <w:tc>
+          <w:tcPr>
+            <w:tcW w:type="dxa" w:w="2687"/>
+            <w:tcBorders>
+              <w:top w:val="single" w:color="BFC9D6" w:sz="4"/>
+              <w:left w:val="single" w:color="BFC9D6" w:sz="4"/>
+              <w:bottom w:val="single" w:color="BFC9D6" w:sz="4"/>
+              <w:right w:val="single" w:color="BFC9D6" w:sz="4"/>
+            </w:tcBorders>
+            <w:tcMar>
+              <w:top w:type="dxa" w:w="50"/>
+              <w:left w:type="dxa" w:w="90"/>
+              <w:bottom w:type="dxa" w:w="50"/>
+              <w:right w:type="dxa" w:w="90"/>
+            </w:tcMar>
+            <w:vAlign w:val="top"/>
+          </w:tcPr>
+          <w:p>
+            <w:pPr>
+              <w:keepNext w:val="false"/>
+              <w:bidi/>
+              <w:spacing w:after="30" w:before="30" w:line="264"/>
+            </w:pPr>
+            <w:r>
+              <w:rPr>
+                <w:rFonts w:ascii="Arial" w:cs="Arial" w:eastAsia="Arial" w:hAnsi="Arial"/>
+                <w:b w:val="false"/>
+                <w:bCs w:val="false"/>
+                <w:sz w:val="18"/>
+                <w:szCs w:val="18"/>
+                <w:rtl/>
+              </w:rPr>
+              <w:t xml:space="preserve">إحدى صلاحيات التقييم الثلاث</w:t>
+            </w:r>
+          </w:p>
+        </w:tc>
+        <w:tc>
+          <w:tcPr>
+            <w:tcW w:type="dxa" w:w="1942"/>
+            <w:tcBorders>
+              <w:top w:val="single" w:color="BFC9D6" w:sz="4"/>
+              <w:left w:val="single" w:color="BFC9D6" w:sz="4"/>
+              <w:bottom w:val="single" w:color="BFC9D6" w:sz="4"/>
+              <w:right w:val="single" w:color="BFC9D6" w:sz="4"/>
+            </w:tcBorders>
+            <w:tcMar>
+              <w:top w:type="dxa" w:w="50"/>
+              <w:left w:type="dxa" w:w="90"/>
+              <w:bottom w:type="dxa" w:w="50"/>
+              <w:right w:type="dxa" w:w="90"/>
+            </w:tcMar>
+            <w:vAlign w:val="top"/>
+          </w:tcPr>
+          <w:p>
+            <w:pPr>
+              <w:keepNext w:val="false"/>
+              <w:bidi/>
+              <w:spacing w:after="30" w:before="30" w:line="264"/>
+            </w:pPr>
+            <w:r>
+              <w:rPr>
+                <w:rFonts w:ascii="Arial" w:cs="Arial" w:eastAsia="Arial" w:hAnsi="Arial"/>
+                <w:b w:val="false"/>
+                <w:bCs w:val="false"/>
+                <w:sz w:val="18"/>
+                <w:szCs w:val="18"/>
+                <w:rtl/>
+              </w:rPr>
+              <w:t xml:space="preserve">ملف الجاهزية، والتصديق مع أسباب المنع، وحزمة الأدلة وبصمتها، وتصنيفات البنوك والفرق ومواضع الافتراق والمعايرة</w:t>
+            </w:r>
+          </w:p>
+        </w:tc>
+      </w:tr>
+      <w:tr>
+        <w:trPr>
+          <w:cantSplit/>
+        </w:trPr>
+        <w:tc>
+          <w:tcPr>
+            <w:tcW w:type="dxa" w:w="1414"/>
+            <w:tcBorders>
+              <w:top w:val="single" w:color="BFC9D6" w:sz="4"/>
+              <w:left w:val="single" w:color="BFC9D6" w:sz="4"/>
+              <w:bottom w:val="single" w:color="BFC9D6" w:sz="4"/>
+              <w:right w:val="single" w:color="BFC9D6" w:sz="4"/>
+            </w:tcBorders>
+            <w:shd w:fill="F5F8FC" w:color="auto" w:val="clear"/>
+            <w:tcMar>
+              <w:top w:type="dxa" w:w="50"/>
+              <w:left w:type="dxa" w:w="90"/>
+              <w:bottom w:type="dxa" w:w="50"/>
+              <w:right w:type="dxa" w:w="90"/>
+            </w:tcMar>
+            <w:vAlign w:val="top"/>
+          </w:tcPr>
+          <w:p>
+            <w:pPr>
+              <w:keepNext w:val="false"/>
+              <w:bidi/>
+              <w:spacing w:after="30" w:before="30" w:line="264"/>
+            </w:pPr>
+            <w:r>
+              <w:rPr>
+                <w:rFonts w:ascii="Arial" w:cs="Arial" w:eastAsia="Arial" w:hAnsi="Arial"/>
+                <w:b w:val="false"/>
+                <w:bCs w:val="false"/>
+                <w:sz w:val="18"/>
+                <w:szCs w:val="18"/>
+                <w:rtl/>
+              </w:rPr>
+              <w:t xml:space="preserve">SCR-FIN-09</w:t>
+            </w:r>
+          </w:p>
+        </w:tc>
+        <w:tc>
+          <w:tcPr>
+            <w:tcW w:type="dxa" w:w="3821"/>
+            <w:tcBorders>
+              <w:top w:val="single" w:color="BFC9D6" w:sz="4"/>
+              <w:left w:val="single" w:color="BFC9D6" w:sz="4"/>
+              <w:bottom w:val="single" w:color="BFC9D6" w:sz="4"/>
+              <w:right w:val="single" w:color="BFC9D6" w:sz="4"/>
+            </w:tcBorders>
+            <w:shd w:fill="F5F8FC" w:color="auto" w:val="clear"/>
+            <w:tcMar>
+              <w:top w:type="dxa" w:w="50"/>
+              <w:left w:type="dxa" w:w="90"/>
+              <w:bottom w:type="dxa" w:w="50"/>
+              <w:right w:type="dxa" w:w="90"/>
+            </w:tcMar>
+            <w:vAlign w:val="top"/>
+          </w:tcPr>
+          <w:p>
+            <w:pPr>
+              <w:keepNext w:val="false"/>
+              <w:bidi/>
+              <w:spacing w:after="30" w:before="30" w:line="264"/>
+            </w:pPr>
+            <w:r>
+              <w:rPr>
+                <w:rFonts w:ascii="Courier New" w:cs="Courier New" w:eastAsia="Courier New" w:hAnsi="Courier New"/>
+                <w:b w:val="false"/>
+                <w:bCs w:val="false"/>
+                <w:color w:val="1F2937"/>
+                <w:sz w:val="16"/>
+                <w:szCs w:val="16"/>
+                <w:shd w:fill="F1F3F5" w:color="auto" w:val="clear"/>
+                <w:rtl/>
+              </w:rPr>
+              <w:t xml:space="preserve">‎/provision‎</w:t>
+            </w:r>
+          </w:p>
+        </w:tc>
+        <w:tc>
+          <w:tcPr>
+            <w:tcW w:type="dxa" w:w="2687"/>
+            <w:tcBorders>
+              <w:top w:val="single" w:color="BFC9D6" w:sz="4"/>
+              <w:left w:val="single" w:color="BFC9D6" w:sz="4"/>
+              <w:bottom w:val="single" w:color="BFC9D6" w:sz="4"/>
+              <w:right w:val="single" w:color="BFC9D6" w:sz="4"/>
+            </w:tcBorders>
+            <w:shd w:fill="F5F8FC" w:color="auto" w:val="clear"/>
+            <w:tcMar>
+              <w:top w:type="dxa" w:w="50"/>
+              <w:left w:type="dxa" w:w="90"/>
+              <w:bottom w:type="dxa" w:w="50"/>
+              <w:right w:type="dxa" w:w="90"/>
+            </w:tcMar>
+            <w:vAlign w:val="top"/>
+          </w:tcPr>
+          <w:p>
+            <w:pPr>
+              <w:keepNext w:val="false"/>
+              <w:bidi/>
+              <w:spacing w:after="30" w:before="30" w:line="264"/>
+            </w:pPr>
+            <w:r>
+              <w:rPr>
+                <w:rFonts w:ascii="Arial" w:cs="Arial" w:eastAsia="Arial" w:hAnsi="Arial"/>
+                <w:b w:val="false"/>
+                <w:bCs w:val="false"/>
+                <w:sz w:val="18"/>
+                <w:szCs w:val="18"/>
+                <w:rtl/>
+              </w:rPr>
+              <w:t xml:space="preserve">إحدى </w:t>
+            </w:r>
+            <w:r>
+              <w:rPr>
+                <w:rFonts w:ascii="Courier New" w:cs="Courier New" w:eastAsia="Courier New" w:hAnsi="Courier New"/>
+                <w:b w:val="false"/>
+                <w:bCs w:val="false"/>
+                <w:color w:val="1F2937"/>
+                <w:sz w:val="16"/>
+                <w:szCs w:val="16"/>
+                <w:shd w:fill="F1F3F5" w:color="auto" w:val="clear"/>
+                <w:rtl/>
+              </w:rPr>
+              <w:t xml:space="preserve">‎fin.formula.manage‎</w:t>
+            </w:r>
+            <w:r>
+              <w:rPr>
+                <w:rFonts w:ascii="Arial" w:cs="Arial" w:eastAsia="Arial" w:hAnsi="Arial"/>
+                <w:b w:val="false"/>
+                <w:bCs w:val="false"/>
+                <w:sz w:val="18"/>
+                <w:szCs w:val="18"/>
+                <w:rtl/>
+              </w:rPr>
+              <w:t xml:space="preserve"> أو </w:t>
+            </w:r>
+            <w:r>
+              <w:rPr>
+                <w:rFonts w:ascii="Courier New" w:cs="Courier New" w:eastAsia="Courier New" w:hAnsi="Courier New"/>
+                <w:b w:val="false"/>
+                <w:bCs w:val="false"/>
+                <w:color w:val="1F2937"/>
+                <w:sz w:val="16"/>
+                <w:szCs w:val="16"/>
+                <w:shd w:fill="F1F3F5" w:color="auto" w:val="clear"/>
+                <w:rtl/>
+              </w:rPr>
+              <w:t xml:space="preserve">‎fin.formula.approve‎</w:t>
+            </w:r>
+            <w:r>
+              <w:rPr>
+                <w:rFonts w:ascii="Arial" w:cs="Arial" w:eastAsia="Arial" w:hAnsi="Arial"/>
+                <w:b w:val="false"/>
+                <w:bCs w:val="false"/>
+                <w:sz w:val="18"/>
+                <w:szCs w:val="18"/>
+                <w:rtl/>
+              </w:rPr>
+              <w:t xml:space="preserve"> أو </w:t>
+            </w:r>
+            <w:r>
+              <w:rPr>
+                <w:rFonts w:ascii="Courier New" w:cs="Courier New" w:eastAsia="Courier New" w:hAnsi="Courier New"/>
+                <w:b w:val="false"/>
+                <w:bCs w:val="false"/>
+                <w:color w:val="1F2937"/>
+                <w:sz w:val="16"/>
+                <w:szCs w:val="16"/>
+                <w:shd w:fill="F1F3F5" w:color="auto" w:val="clear"/>
+                <w:rtl/>
+              </w:rPr>
+              <w:t xml:space="preserve">‎fin.credit.assess‎</w:t>
+            </w:r>
+          </w:p>
+        </w:tc>
+        <w:tc>
+          <w:tcPr>
+            <w:tcW w:type="dxa" w:w="1942"/>
+            <w:tcBorders>
+              <w:top w:val="single" w:color="BFC9D6" w:sz="4"/>
+              <w:left w:val="single" w:color="BFC9D6" w:sz="4"/>
+              <w:bottom w:val="single" w:color="BFC9D6" w:sz="4"/>
+              <w:right w:val="single" w:color="BFC9D6" w:sz="4"/>
+            </w:tcBorders>
+            <w:shd w:fill="F5F8FC" w:color="auto" w:val="clear"/>
+            <w:tcMar>
+              <w:top w:type="dxa" w:w="50"/>
+              <w:left w:type="dxa" w:w="90"/>
+              <w:bottom w:type="dxa" w:w="50"/>
+              <w:right w:type="dxa" w:w="90"/>
+            </w:tcMar>
+            <w:vAlign w:val="top"/>
+          </w:tcPr>
+          <w:p>
+            <w:pPr>
+              <w:keepNext w:val="false"/>
+              <w:bidi/>
+              <w:spacing w:after="30" w:before="30" w:line="264"/>
+            </w:pPr>
+            <w:r>
+              <w:rPr>
+                <w:rFonts w:ascii="Arial" w:cs="Arial" w:eastAsia="Arial" w:hAnsi="Arial"/>
+                <w:b w:val="false"/>
+                <w:bCs w:val="false"/>
+                <w:sz w:val="18"/>
+                <w:szCs w:val="18"/>
+                <w:rtl/>
+              </w:rPr>
+              <w:t xml:space="preserve">نسب الخسارة واعتمادها، وفحص المخصص لكل قائمة</w:t>
+            </w:r>
+          </w:p>
+        </w:tc>
+      </w:tr>
+      <w:tr>
+        <w:trPr>
+          <w:cantSplit/>
+        </w:trPr>
+        <w:tc>
+          <w:tcPr>
+            <w:tcW w:type="dxa" w:w="1414"/>
+            <w:tcBorders>
+              <w:top w:val="single" w:color="BFC9D6" w:sz="4"/>
+              <w:left w:val="single" w:color="BFC9D6" w:sz="4"/>
+              <w:bottom w:val="single" w:color="BFC9D6" w:sz="4"/>
+              <w:right w:val="single" w:color="BFC9D6" w:sz="4"/>
+            </w:tcBorders>
+            <w:tcMar>
+              <w:top w:type="dxa" w:w="50"/>
+              <w:left w:type="dxa" w:w="90"/>
+              <w:bottom w:type="dxa" w:w="50"/>
+              <w:right w:type="dxa" w:w="90"/>
+            </w:tcMar>
+            <w:vAlign w:val="top"/>
+          </w:tcPr>
+          <w:p>
+            <w:pPr>
+              <w:keepNext w:val="false"/>
+              <w:bidi/>
+              <w:spacing w:after="30" w:before="30" w:line="264"/>
+            </w:pPr>
+            <w:r>
+              <w:rPr>
+                <w:rFonts w:ascii="Arial" w:cs="Arial" w:eastAsia="Arial" w:hAnsi="Arial"/>
+                <w:b w:val="false"/>
+                <w:bCs w:val="false"/>
+                <w:sz w:val="18"/>
+                <w:szCs w:val="18"/>
+                <w:rtl/>
+              </w:rPr>
+              <w:t xml:space="preserve">SCR-OBL-03</w:t>
+            </w:r>
+          </w:p>
+        </w:tc>
+        <w:tc>
+          <w:tcPr>
+            <w:tcW w:type="dxa" w:w="3821"/>
+            <w:tcBorders>
+              <w:top w:val="single" w:color="BFC9D6" w:sz="4"/>
+              <w:left w:val="single" w:color="BFC9D6" w:sz="4"/>
+              <w:bottom w:val="single" w:color="BFC9D6" w:sz="4"/>
+              <w:right w:val="single" w:color="BFC9D6" w:sz="4"/>
+            </w:tcBorders>
+            <w:tcMar>
+              <w:top w:type="dxa" w:w="50"/>
+              <w:left w:type="dxa" w:w="90"/>
+              <w:bottom w:type="dxa" w:w="50"/>
+              <w:right w:type="dxa" w:w="90"/>
+            </w:tcMar>
+            <w:vAlign w:val="top"/>
+          </w:tcPr>
+          <w:p>
+            <w:pPr>
+              <w:keepNext w:val="false"/>
+              <w:bidi/>
+              <w:spacing w:after="30" w:before="30" w:line="264"/>
+            </w:pPr>
+            <w:r>
+              <w:rPr>
+                <w:rFonts w:ascii="Arial" w:cs="Arial" w:eastAsia="Arial" w:hAnsi="Arial"/>
+                <w:b w:val="false"/>
+                <w:bCs w:val="false"/>
+                <w:sz w:val="18"/>
+                <w:szCs w:val="18"/>
+                <w:rtl/>
+              </w:rPr>
+              <w:t xml:space="preserve">بطاقة التسهيل</w:t>
+            </w:r>
+          </w:p>
+        </w:tc>
+        <w:tc>
+          <w:tcPr>
+            <w:tcW w:type="dxa" w:w="2687"/>
+            <w:tcBorders>
+              <w:top w:val="single" w:color="BFC9D6" w:sz="4"/>
+              <w:left w:val="single" w:color="BFC9D6" w:sz="4"/>
+              <w:bottom w:val="single" w:color="BFC9D6" w:sz="4"/>
+              <w:right w:val="single" w:color="BFC9D6" w:sz="4"/>
+            </w:tcBorders>
+            <w:tcMar>
+              <w:top w:type="dxa" w:w="50"/>
+              <w:left w:type="dxa" w:w="90"/>
+              <w:bottom w:type="dxa" w:w="50"/>
+              <w:right w:type="dxa" w:w="90"/>
+            </w:tcMar>
+            <w:vAlign w:val="top"/>
+          </w:tcPr>
+          <w:p>
+            <w:pPr>
+              <w:keepNext w:val="false"/>
+              <w:bidi/>
+              <w:spacing w:after="30" w:before="30" w:line="264"/>
+            </w:pPr>
+            <w:r>
+              <w:rPr>
+                <w:rFonts w:ascii="Courier New" w:cs="Courier New" w:eastAsia="Courier New" w:hAnsi="Courier New"/>
+                <w:b w:val="false"/>
+                <w:bCs w:val="false"/>
+                <w:color w:val="1F2937"/>
+                <w:sz w:val="16"/>
+                <w:szCs w:val="16"/>
+                <w:shd w:fill="F1F3F5" w:color="auto" w:val="clear"/>
+                <w:rtl/>
+              </w:rPr>
+              <w:t xml:space="preserve">‎obl.view‎</w:t>
+            </w:r>
+          </w:p>
+        </w:tc>
+        <w:tc>
+          <w:tcPr>
+            <w:tcW w:type="dxa" w:w="1942"/>
+            <w:tcBorders>
+              <w:top w:val="single" w:color="BFC9D6" w:sz="4"/>
+              <w:left w:val="single" w:color="BFC9D6" w:sz="4"/>
+              <w:bottom w:val="single" w:color="BFC9D6" w:sz="4"/>
+              <w:right w:val="single" w:color="BFC9D6" w:sz="4"/>
+            </w:tcBorders>
+            <w:tcMar>
+              <w:top w:type="dxa" w:w="50"/>
+              <w:left w:type="dxa" w:w="90"/>
+              <w:bottom w:type="dxa" w:w="50"/>
+              <w:right w:type="dxa" w:w="90"/>
+            </w:tcMar>
+            <w:vAlign w:val="top"/>
+          </w:tcPr>
+          <w:p>
+            <w:pPr>
+              <w:keepNext w:val="false"/>
+              <w:bidi/>
+              <w:spacing w:after="30" w:before="30" w:line="264"/>
+            </w:pPr>
+            <w:r>
+              <w:rPr>
+                <w:rFonts w:ascii="Arial" w:cs="Arial" w:eastAsia="Arial" w:hAnsi="Arial"/>
+                <w:b w:val="false"/>
+                <w:bCs w:val="false"/>
+                <w:sz w:val="18"/>
+                <w:szCs w:val="18"/>
+                <w:rtl/>
+              </w:rPr>
+              <w:t xml:space="preserve">اختبارات التعهدات ونتائجها و«لماذا هذه النتيجة؟»</w:t>
+            </w:r>
+          </w:p>
+        </w:tc>
+      </w:tr>
+      <w:tr>
+        <w:trPr>
+          <w:cantSplit/>
+        </w:trPr>
+        <w:tc>
+          <w:tcPr>
+            <w:tcW w:type="dxa" w:w="1414"/>
+            <w:tcBorders>
+              <w:top w:val="single" w:color="BFC9D6" w:sz="4"/>
+              <w:left w:val="single" w:color="BFC9D6" w:sz="4"/>
+              <w:bottom w:val="single" w:color="BFC9D6" w:sz="4"/>
+              <w:right w:val="single" w:color="BFC9D6" w:sz="4"/>
+            </w:tcBorders>
+            <w:shd w:fill="F5F8FC" w:color="auto" w:val="clear"/>
+            <w:tcMar>
+              <w:top w:type="dxa" w:w="50"/>
+              <w:left w:type="dxa" w:w="90"/>
+              <w:bottom w:type="dxa" w:w="50"/>
+              <w:right w:type="dxa" w:w="90"/>
+            </w:tcMar>
+            <w:vAlign w:val="top"/>
+          </w:tcPr>
+          <w:p>
+            <w:pPr>
+              <w:keepNext w:val="false"/>
+              <w:bidi/>
+              <w:spacing w:after="30" w:before="30" w:line="264"/>
+            </w:pPr>
+            <w:r>
+              <w:rPr>
+                <w:rFonts w:ascii="Arial" w:cs="Arial" w:eastAsia="Arial" w:hAnsi="Arial"/>
+                <w:b w:val="false"/>
+                <w:bCs w:val="false"/>
+                <w:sz w:val="18"/>
+                <w:szCs w:val="18"/>
+                <w:rtl/>
+              </w:rPr>
+              <w:t xml:space="preserve">SCR-OBL-04</w:t>
+            </w:r>
+          </w:p>
+        </w:tc>
+        <w:tc>
+          <w:tcPr>
+            <w:tcW w:type="dxa" w:w="3821"/>
+            <w:tcBorders>
+              <w:top w:val="single" w:color="BFC9D6" w:sz="4"/>
+              <w:left w:val="single" w:color="BFC9D6" w:sz="4"/>
+              <w:bottom w:val="single" w:color="BFC9D6" w:sz="4"/>
+              <w:right w:val="single" w:color="BFC9D6" w:sz="4"/>
+            </w:tcBorders>
+            <w:shd w:fill="F5F8FC" w:color="auto" w:val="clear"/>
+            <w:tcMar>
+              <w:top w:type="dxa" w:w="50"/>
+              <w:left w:type="dxa" w:w="90"/>
+              <w:bottom w:type="dxa" w:w="50"/>
+              <w:right w:type="dxa" w:w="90"/>
+            </w:tcMar>
+            <w:vAlign w:val="top"/>
+          </w:tcPr>
+          <w:p>
+            <w:pPr>
+              <w:keepNext w:val="false"/>
+              <w:bidi/>
+              <w:spacing w:after="30" w:before="30" w:line="264"/>
+            </w:pPr>
+            <w:r>
+              <w:rPr>
+                <w:rFonts w:ascii="Arial" w:cs="Arial" w:eastAsia="Arial" w:hAnsi="Arial"/>
+                <w:b w:val="false"/>
+                <w:bCs w:val="false"/>
+                <w:sz w:val="18"/>
+                <w:szCs w:val="18"/>
+                <w:rtl/>
+              </w:rPr>
+              <w:t xml:space="preserve">بطاقة التسهيل، و</w:t>
+            </w:r>
+            <w:r>
+              <w:rPr>
+                <w:rFonts w:ascii="Courier New" w:cs="Courier New" w:eastAsia="Courier New" w:hAnsi="Courier New"/>
+                <w:b w:val="false"/>
+                <w:bCs w:val="false"/>
+                <w:color w:val="1F2937"/>
+                <w:sz w:val="16"/>
+                <w:szCs w:val="16"/>
+                <w:shd w:fill="F1F3F5" w:color="auto" w:val="clear"/>
+                <w:rtl/>
+              </w:rPr>
+              <w:t xml:space="preserve">‎/reports/compliance‎</w:t>
+            </w:r>
+          </w:p>
+        </w:tc>
+        <w:tc>
+          <w:tcPr>
+            <w:tcW w:type="dxa" w:w="2687"/>
+            <w:tcBorders>
+              <w:top w:val="single" w:color="BFC9D6" w:sz="4"/>
+              <w:left w:val="single" w:color="BFC9D6" w:sz="4"/>
+              <w:bottom w:val="single" w:color="BFC9D6" w:sz="4"/>
+              <w:right w:val="single" w:color="BFC9D6" w:sz="4"/>
+            </w:tcBorders>
+            <w:shd w:fill="F5F8FC" w:color="auto" w:val="clear"/>
+            <w:tcMar>
+              <w:top w:type="dxa" w:w="50"/>
+              <w:left w:type="dxa" w:w="90"/>
+              <w:bottom w:type="dxa" w:w="50"/>
+              <w:right w:type="dxa" w:w="90"/>
+            </w:tcMar>
+            <w:vAlign w:val="top"/>
+          </w:tcPr>
+          <w:p>
+            <w:pPr>
+              <w:keepNext w:val="false"/>
+              <w:bidi/>
+              <w:spacing w:after="30" w:before="30" w:line="264"/>
+            </w:pPr>
+            <w:r>
+              <w:rPr>
+                <w:rFonts w:ascii="Courier New" w:cs="Courier New" w:eastAsia="Courier New" w:hAnsi="Courier New"/>
+                <w:b w:val="false"/>
+                <w:bCs w:val="false"/>
+                <w:color w:val="1F2937"/>
+                <w:sz w:val="16"/>
+                <w:szCs w:val="16"/>
+                <w:shd w:fill="F1F3F5" w:color="auto" w:val="clear"/>
+                <w:rtl/>
+              </w:rPr>
+              <w:t xml:space="preserve">‎obl.view‎</w:t>
+            </w:r>
+          </w:p>
+        </w:tc>
+        <w:tc>
+          <w:tcPr>
+            <w:tcW w:type="dxa" w:w="1942"/>
+            <w:tcBorders>
+              <w:top w:val="single" w:color="BFC9D6" w:sz="4"/>
+              <w:left w:val="single" w:color="BFC9D6" w:sz="4"/>
+              <w:bottom w:val="single" w:color="BFC9D6" w:sz="4"/>
+              <w:right w:val="single" w:color="BFC9D6" w:sz="4"/>
+            </w:tcBorders>
+            <w:shd w:fill="F5F8FC" w:color="auto" w:val="clear"/>
+            <w:tcMar>
+              <w:top w:type="dxa" w:w="50"/>
+              <w:left w:type="dxa" w:w="90"/>
+              <w:bottom w:type="dxa" w:w="50"/>
+              <w:right w:type="dxa" w:w="90"/>
+            </w:tcMar>
+            <w:vAlign w:val="top"/>
+          </w:tcPr>
+          <w:p>
+            <w:pPr>
+              <w:keepNext w:val="false"/>
+              <w:bidi/>
+              <w:spacing w:after="30" w:before="30" w:line="264"/>
+            </w:pPr>
+            <w:r>
+              <w:rPr>
+                <w:rFonts w:ascii="Arial" w:cs="Arial" w:eastAsia="Arial" w:hAnsi="Arial"/>
+                <w:b w:val="false"/>
+                <w:bCs w:val="false"/>
+                <w:sz w:val="18"/>
+                <w:szCs w:val="18"/>
+                <w:rtl/>
+              </w:rPr>
+              <w:t xml:space="preserve">لوحة الامتثال بالقاعدة BR-OBL-010 في تاريخ: اللون وأسبابه، والعائلات، والمقاييس وتقييماتها ومخالفاتها؛ وR-OBL-05 للمجموعة بحسب اللون</w:t>
+            </w:r>
+          </w:p>
+        </w:tc>
+      </w:tr>
+    </w:tbl>
+    <w:p>
+      <w:pPr>
+        <w:bidi/>
+        <w:spacing w:after="120" w:before="0"/>
+      </w:pPr>
+    </w:p>
+    <w:p>
+      <w:pPr>
+        <w:bidi/>
+        <w:spacing w:after="110" w:before="0" w:line="312"/>
+      </w:pPr>
+      <w:r>
+        <w:rPr>
+          <w:rFonts w:ascii="Arial" w:cs="Arial" w:eastAsia="Arial" w:hAnsi="Arial"/>
+          <w:b w:val="false"/>
+          <w:bCs w:val="false"/>
+          <w:sz w:val="21"/>
+          <w:szCs w:val="21"/>
+          <w:rtl/>
+        </w:rPr>
+        <w:t xml:space="preserve">ملاحظتان:</w:t>
+      </w:r>
+    </w:p>
+    <w:p>
+      <w:pPr>
+        <w:pStyle w:val="ListParagraph"/>
+        <w:numPr>
+          <w:ilvl w:val="0"/>
+          <w:numId w:val="2"/>
+        </w:numPr>
+        <w:bidi/>
+        <w:spacing w:after="70" w:before="0" w:line="300"/>
+      </w:pPr>
+      <w:r>
+        <w:rPr>
+          <w:rFonts w:ascii="Arial" w:cs="Arial" w:eastAsia="Arial" w:hAnsi="Arial"/>
+          <w:b/>
+          <w:bCs/>
+          <w:sz w:val="21"/>
+          <w:szCs w:val="21"/>
+          <w:rtl/>
+        </w:rPr>
+        <w:t xml:space="preserve">الشاشات تفحص الصلاحية للعرض فقط.</w:t>
+      </w:r>
+      <w:r>
+        <w:rPr>
+          <w:rFonts w:ascii="Arial" w:cs="Arial" w:eastAsia="Arial" w:hAnsi="Arial"/>
+          <w:b w:val="false"/>
+          <w:bCs w:val="false"/>
+          <w:sz w:val="21"/>
+          <w:szCs w:val="21"/>
+          <w:rtl/>
+        </w:rPr>
+        <w:t xml:space="preserve"> الواجهة البرمجية هي التي تفرضها، ورسائلها تُترجم من </w:t>
+      </w:r>
+      <w:r>
+        <w:rPr>
+          <w:rFonts w:ascii="Courier New" w:cs="Courier New" w:eastAsia="Courier New" w:hAnsi="Courier New"/>
+          <w:b w:val="false"/>
+          <w:bCs w:val="false"/>
+          <w:color w:val="1F2937"/>
+          <w:sz w:val="18"/>
+          <w:szCs w:val="18"/>
+          <w:shd w:fill="F1F3F5" w:color="auto" w:val="clear"/>
+          <w:rtl/>
+        </w:rPr>
+        <w:t xml:space="preserve">‎ar.ts‎</w:t>
+      </w:r>
+      <w:r>
+        <w:rPr>
+          <w:rFonts w:ascii="Arial" w:cs="Arial" w:eastAsia="Arial" w:hAnsi="Arial"/>
+          <w:b w:val="false"/>
+          <w:bCs w:val="false"/>
+          <w:sz w:val="21"/>
+          <w:szCs w:val="21"/>
+          <w:rtl/>
+        </w:rPr>
+        <w:t xml:space="preserve">.</w:t>
+      </w:r>
+    </w:p>
+    <w:p>
+      <w:pPr>
+        <w:pStyle w:val="ListParagraph"/>
+        <w:numPr>
+          <w:ilvl w:val="0"/>
+          <w:numId w:val="2"/>
+        </w:numPr>
+        <w:bidi/>
+        <w:spacing w:after="70" w:before="0" w:line="300"/>
+      </w:pPr>
+      <w:r>
+        <w:rPr>
+          <w:rFonts w:ascii="Arial" w:cs="Arial" w:eastAsia="Arial" w:hAnsi="Arial"/>
+          <w:b/>
+          <w:bCs/>
+          <w:sz w:val="21"/>
+          <w:szCs w:val="21"/>
+          <w:rtl/>
+        </w:rPr>
+        <w:t xml:space="preserve">التقييم استرشادي داخلي.</w:t>
+      </w:r>
+      <w:r>
+        <w:rPr>
+          <w:rFonts w:ascii="Arial" w:cs="Arial" w:eastAsia="Arial" w:hAnsi="Arial"/>
+          <w:b w:val="false"/>
+          <w:bCs w:val="false"/>
+          <w:sz w:val="21"/>
+          <w:szCs w:val="21"/>
+          <w:rtl/>
+        </w:rPr>
+        <w:t xml:space="preserve"> تعرض شاشته في رأسها أنه درجة داخلية على سلّم يحمل رموز موديز، وليس تصنيفًا من الوكالة (</w:t>
+      </w:r>
+      <w:r>
+        <w:rPr>
+          <w:rFonts w:ascii="Courier New" w:cs="Courier New" w:eastAsia="Courier New" w:hAnsi="Courier New"/>
+          <w:b w:val="false"/>
+          <w:bCs w:val="false"/>
+          <w:color w:val="1F2937"/>
+          <w:sz w:val="18"/>
+          <w:szCs w:val="18"/>
+          <w:shd w:fill="F1F3F5" w:color="auto" w:val="clear"/>
+          <w:rtl/>
+        </w:rPr>
+        <w:t xml:space="preserve">‎docs/35‎</w:t>
+      </w:r>
+      <w:r>
+        <w:rPr>
+          <w:rFonts w:ascii="Arial" w:cs="Arial" w:eastAsia="Arial" w:hAnsi="Arial"/>
+          <w:b w:val="false"/>
+          <w:bCs w:val="false"/>
+          <w:sz w:val="21"/>
+          <w:szCs w:val="21"/>
+          <w:rtl/>
+        </w:rPr>
+        <w:t xml:space="preserve">).</w:t>
+      </w:r>
+    </w:p>
+    <w:p>
+      <w:pPr>
+        <w:bidi/>
+        <w:spacing w:after="60" w:before="0"/>
+      </w:pPr>
+    </w:p>
     <w:sectPr>
       <w:headerReference w:type="default" r:id="rId7"/>
       <w:footerReference w:type="default" r:id="rId8"/>

--- a/treasury-platform/docs/30-readiness/word/DOC-B07-s0-screen-inventory-navigation.docx
+++ b/treasury-platform/docs/30-readiness/word/DOC-B07-s0-screen-inventory-navigation.docx
@@ -903,6 +903,27 @@
             <w:rtl/>
           </w:rPr>
           <w:t xml:space="preserve">10. ملحق S2-ب: شاشات البيانات المالية والتحقق والتقييم (2026-10-23)</w:t>
+        </w:r>
+      </w:hyperlink>
+    </w:p>
+    <w:p>
+      <w:pPr>
+        <w:bidi/>
+        <w:spacing w:after="50" w:before="0"/>
+        <w:ind w:left="0"/>
+      </w:pPr>
+      <w:hyperlink w:history="1" w:anchor="_sec20">
+        <w:r>
+          <w:rPr>
+            <w:rFonts w:ascii="Arial" w:cs="Arial" w:eastAsia="Arial" w:hAnsi="Arial"/>
+            <w:b/>
+            <w:bCs/>
+            <w:color w:val="1F3A5F"/>
+            <w:sz w:val="20"/>
+            <w:szCs w:val="20"/>
+            <w:rtl/>
+          </w:rPr>
+          <w:t xml:space="preserve">11. ملحق S3: شاشات الطلبات والاعتمادات (2026-10-23)</w:t>
         </w:r>
       </w:hyperlink>
     </w:p>
@@ -22515,6 +22536,2050 @@
         <w:spacing w:after="60" w:before="0"/>
       </w:pPr>
     </w:p>
+    <w:p>
+      <w:pPr>
+        <w:pStyle w:val="Heading1"/>
+        <w:bidi/>
+      </w:pPr>
+      <w:bookmarkStart w:name="_sec20" w:id="20"/>
+      <w:r>
+        <w:rPr>
+          <w:rFonts w:ascii="Arial" w:cs="Arial" w:eastAsia="Arial" w:hAnsi="Arial"/>
+          <w:b/>
+          <w:bCs/>
+          <w:color w:val="1F3A5F"/>
+          <w:sz w:val="32"/>
+          <w:szCs w:val="32"/>
+          <w:rtl/>
+        </w:rPr>
+        <w:t xml:space="preserve">11. ملحق S3: شاشات الطلبات والاعتمادات (2026-10-23)</w:t>
+      </w:r>
+      <w:bookmarkEnd w:id="20"/>
+    </w:p>
+    <w:p>
+      <w:pPr>
+        <w:bidi/>
+        <w:spacing w:after="110" w:before="0" w:line="312"/>
+      </w:pPr>
+      <w:r>
+        <w:rPr>
+          <w:rFonts w:ascii="Arial" w:cs="Arial" w:eastAsia="Arial" w:hAnsi="Arial"/>
+          <w:b w:val="false"/>
+          <w:bCs w:val="false"/>
+          <w:sz w:val="21"/>
+          <w:szCs w:val="21"/>
+          <w:rtl/>
+        </w:rPr>
+        <w:t xml:space="preserve">كتبه وكيل ذكاء اصطناعي مع بناء S3 (</w:t>
+      </w:r>
+      <w:r>
+        <w:rPr>
+          <w:rFonts w:ascii="Courier New" w:cs="Courier New" w:eastAsia="Courier New" w:hAnsi="Courier New"/>
+          <w:b w:val="false"/>
+          <w:bCs w:val="false"/>
+          <w:color w:val="1F2937"/>
+          <w:sz w:val="18"/>
+          <w:szCs w:val="18"/>
+          <w:shd w:fill="F1F3F5" w:color="auto" w:val="clear"/>
+          <w:rtl/>
+        </w:rPr>
+        <w:t xml:space="preserve">‎docs/48‎</w:t>
+      </w:r>
+      <w:r>
+        <w:rPr>
+          <w:rFonts w:ascii="Arial" w:cs="Arial" w:eastAsia="Arial" w:hAnsi="Arial"/>
+          <w:b w:val="false"/>
+          <w:bCs w:val="false"/>
+          <w:sz w:val="21"/>
+          <w:szCs w:val="21"/>
+          <w:rtl/>
+        </w:rPr>
+        <w:t xml:space="preserve">). الشاشات بالعربية واتجاه اليمين إلى اليسار، والأرقام والتواريخ والرموز والأرقام المرجعية باتجاه اليسار إلى اليمين، ونصوصها في </w:t>
+      </w:r>
+      <w:r>
+        <w:rPr>
+          <w:rFonts w:ascii="Courier New" w:cs="Courier New" w:eastAsia="Courier New" w:hAnsi="Courier New"/>
+          <w:b w:val="false"/>
+          <w:bCs w:val="false"/>
+          <w:color w:val="1F2937"/>
+          <w:sz w:val="18"/>
+          <w:szCs w:val="18"/>
+          <w:shd w:fill="F1F3F5" w:color="auto" w:val="clear"/>
+          <w:rtl/>
+        </w:rPr>
+        <w:t xml:space="preserve">‎app/web/src/ar.ts‎</w:t>
+      </w:r>
+      <w:r>
+        <w:rPr>
+          <w:rFonts w:ascii="Arial" w:cs="Arial" w:eastAsia="Arial" w:hAnsi="Arial"/>
+          <w:b w:val="false"/>
+          <w:bCs w:val="false"/>
+          <w:sz w:val="21"/>
+          <w:szCs w:val="21"/>
+          <w:rtl/>
+        </w:rPr>
+        <w:t xml:space="preserve">. بُنيت على افتراضات موجز S3 بانتظار اعتماد المالك.</w:t>
+      </w:r>
+    </w:p>
+    <w:tbl>
+      <w:tblPr>
+        <w:bidiVisual/>
+        <w:tblW w:type="dxa" w:w="9864"/>
+        <w:tblBorders>
+          <w:top w:val="single" w:color="auto" w:sz="4"/>
+          <w:left w:val="single" w:color="auto" w:sz="4"/>
+          <w:bottom w:val="single" w:color="auto" w:sz="4"/>
+          <w:right w:val="single" w:color="auto" w:sz="4"/>
+          <w:insideH w:val="single" w:color="auto" w:sz="4"/>
+          <w:insideV w:val="single" w:color="auto" w:sz="4"/>
+        </w:tblBorders>
+      </w:tblPr>
+      <w:tblGrid>
+        <w:gridCol w:w="1223"/>
+        <w:gridCol w:w="3917"/>
+        <w:gridCol w:w="2569"/>
+        <w:gridCol w:w="2155"/>
+      </w:tblGrid>
+      <w:tr>
+        <w:trPr>
+          <w:cantSplit/>
+          <w:tblHeader/>
+        </w:trPr>
+        <w:tc>
+          <w:tcPr>
+            <w:tcW w:type="dxa" w:w="1223"/>
+            <w:tcBorders>
+              <w:top w:val="single" w:color="BFC9D6" w:sz="4"/>
+              <w:left w:val="single" w:color="BFC9D6" w:sz="4"/>
+              <w:bottom w:val="single" w:color="BFC9D6" w:sz="4"/>
+              <w:right w:val="single" w:color="BFC9D6" w:sz="4"/>
+            </w:tcBorders>
+            <w:shd w:fill="1F3A5F" w:color="auto" w:val="clear"/>
+            <w:tcMar>
+              <w:top w:type="dxa" w:w="50"/>
+              <w:left w:type="dxa" w:w="90"/>
+              <w:bottom w:type="dxa" w:w="50"/>
+              <w:right w:type="dxa" w:w="90"/>
+            </w:tcMar>
+            <w:vAlign w:val="center"/>
+          </w:tcPr>
+          <w:p>
+            <w:pPr>
+              <w:keepNext w:val="false"/>
+              <w:bidi/>
+              <w:spacing w:after="30" w:before="30" w:line="264"/>
+            </w:pPr>
+            <w:r>
+              <w:rPr>
+                <w:rFonts w:ascii="Arial" w:cs="Arial" w:eastAsia="Arial" w:hAnsi="Arial"/>
+                <w:b/>
+                <w:bCs/>
+                <w:color w:val="FFFFFF"/>
+                <w:sz w:val="18"/>
+                <w:szCs w:val="18"/>
+                <w:rtl/>
+              </w:rPr>
+              <w:t xml:space="preserve">الشاشة</w:t>
+            </w:r>
+          </w:p>
+        </w:tc>
+        <w:tc>
+          <w:tcPr>
+            <w:tcW w:type="dxa" w:w="3917"/>
+            <w:tcBorders>
+              <w:top w:val="single" w:color="BFC9D6" w:sz="4"/>
+              <w:left w:val="single" w:color="BFC9D6" w:sz="4"/>
+              <w:bottom w:val="single" w:color="BFC9D6" w:sz="4"/>
+              <w:right w:val="single" w:color="BFC9D6" w:sz="4"/>
+            </w:tcBorders>
+            <w:shd w:fill="1F3A5F" w:color="auto" w:val="clear"/>
+            <w:tcMar>
+              <w:top w:type="dxa" w:w="50"/>
+              <w:left w:type="dxa" w:w="90"/>
+              <w:bottom w:type="dxa" w:w="50"/>
+              <w:right w:type="dxa" w:w="90"/>
+            </w:tcMar>
+            <w:vAlign w:val="center"/>
+          </w:tcPr>
+          <w:p>
+            <w:pPr>
+              <w:keepNext w:val="false"/>
+              <w:bidi/>
+              <w:spacing w:after="30" w:before="30" w:line="264"/>
+            </w:pPr>
+            <w:r>
+              <w:rPr>
+                <w:rFonts w:ascii="Arial" w:cs="Arial" w:eastAsia="Arial" w:hAnsi="Arial"/>
+                <w:b/>
+                <w:bCs/>
+                <w:color w:val="FFFFFF"/>
+                <w:sz w:val="18"/>
+                <w:szCs w:val="18"/>
+                <w:rtl/>
+              </w:rPr>
+              <w:t xml:space="preserve">المسار</w:t>
+            </w:r>
+          </w:p>
+        </w:tc>
+        <w:tc>
+          <w:tcPr>
+            <w:tcW w:type="dxa" w:w="2569"/>
+            <w:tcBorders>
+              <w:top w:val="single" w:color="BFC9D6" w:sz="4"/>
+              <w:left w:val="single" w:color="BFC9D6" w:sz="4"/>
+              <w:bottom w:val="single" w:color="BFC9D6" w:sz="4"/>
+              <w:right w:val="single" w:color="BFC9D6" w:sz="4"/>
+            </w:tcBorders>
+            <w:shd w:fill="1F3A5F" w:color="auto" w:val="clear"/>
+            <w:tcMar>
+              <w:top w:type="dxa" w:w="50"/>
+              <w:left w:type="dxa" w:w="90"/>
+              <w:bottom w:type="dxa" w:w="50"/>
+              <w:right w:type="dxa" w:w="90"/>
+            </w:tcMar>
+            <w:vAlign w:val="center"/>
+          </w:tcPr>
+          <w:p>
+            <w:pPr>
+              <w:keepNext w:val="false"/>
+              <w:bidi/>
+              <w:spacing w:after="30" w:before="30" w:line="264"/>
+            </w:pPr>
+            <w:r>
+              <w:rPr>
+                <w:rFonts w:ascii="Arial" w:cs="Arial" w:eastAsia="Arial" w:hAnsi="Arial"/>
+                <w:b/>
+                <w:bCs/>
+                <w:color w:val="FFFFFF"/>
+                <w:sz w:val="18"/>
+                <w:szCs w:val="18"/>
+                <w:rtl/>
+              </w:rPr>
+              <w:t xml:space="preserve">تظهر في القائمة لمن يحمل</w:t>
+            </w:r>
+          </w:p>
+        </w:tc>
+        <w:tc>
+          <w:tcPr>
+            <w:tcW w:type="dxa" w:w="2155"/>
+            <w:tcBorders>
+              <w:top w:val="single" w:color="BFC9D6" w:sz="4"/>
+              <w:left w:val="single" w:color="BFC9D6" w:sz="4"/>
+              <w:bottom w:val="single" w:color="BFC9D6" w:sz="4"/>
+              <w:right w:val="single" w:color="BFC9D6" w:sz="4"/>
+            </w:tcBorders>
+            <w:shd w:fill="1F3A5F" w:color="auto" w:val="clear"/>
+            <w:tcMar>
+              <w:top w:type="dxa" w:w="50"/>
+              <w:left w:type="dxa" w:w="90"/>
+              <w:bottom w:type="dxa" w:w="50"/>
+              <w:right w:type="dxa" w:w="90"/>
+            </w:tcMar>
+            <w:vAlign w:val="center"/>
+          </w:tcPr>
+          <w:p>
+            <w:pPr>
+              <w:keepNext w:val="false"/>
+              <w:bidi/>
+              <w:spacing w:after="30" w:before="30" w:line="264"/>
+            </w:pPr>
+            <w:r>
+              <w:rPr>
+                <w:rFonts w:ascii="Arial" w:cs="Arial" w:eastAsia="Arial" w:hAnsi="Arial"/>
+                <w:b/>
+                <w:bCs/>
+                <w:color w:val="FFFFFF"/>
+                <w:sz w:val="18"/>
+                <w:szCs w:val="18"/>
+                <w:rtl/>
+              </w:rPr>
+              <w:t xml:space="preserve">ما فيها</w:t>
+            </w:r>
+          </w:p>
+        </w:tc>
+      </w:tr>
+      <w:tr>
+        <w:trPr>
+          <w:cantSplit/>
+        </w:trPr>
+        <w:tc>
+          <w:tcPr>
+            <w:tcW w:type="dxa" w:w="1223"/>
+            <w:tcBorders>
+              <w:top w:val="single" w:color="BFC9D6" w:sz="4"/>
+              <w:left w:val="single" w:color="BFC9D6" w:sz="4"/>
+              <w:bottom w:val="single" w:color="BFC9D6" w:sz="4"/>
+              <w:right w:val="single" w:color="BFC9D6" w:sz="4"/>
+            </w:tcBorders>
+            <w:tcMar>
+              <w:top w:type="dxa" w:w="50"/>
+              <w:left w:type="dxa" w:w="90"/>
+              <w:bottom w:type="dxa" w:w="50"/>
+              <w:right w:type="dxa" w:w="90"/>
+            </w:tcMar>
+            <w:vAlign w:val="top"/>
+          </w:tcPr>
+          <w:p>
+            <w:pPr>
+              <w:keepNext w:val="false"/>
+              <w:bidi/>
+              <w:spacing w:after="30" w:before="30" w:line="264"/>
+            </w:pPr>
+            <w:r>
+              <w:rPr>
+                <w:rFonts w:ascii="Arial" w:cs="Arial" w:eastAsia="Arial" w:hAnsi="Arial"/>
+                <w:b w:val="false"/>
+                <w:bCs w:val="false"/>
+                <w:sz w:val="18"/>
+                <w:szCs w:val="18"/>
+                <w:rtl/>
+              </w:rPr>
+              <w:t xml:space="preserve">SCR-REQ-01 إلى 03</w:t>
+            </w:r>
+          </w:p>
+        </w:tc>
+        <w:tc>
+          <w:tcPr>
+            <w:tcW w:type="dxa" w:w="3917"/>
+            <w:tcBorders>
+              <w:top w:val="single" w:color="BFC9D6" w:sz="4"/>
+              <w:left w:val="single" w:color="BFC9D6" w:sz="4"/>
+              <w:bottom w:val="single" w:color="BFC9D6" w:sz="4"/>
+              <w:right w:val="single" w:color="BFC9D6" w:sz="4"/>
+            </w:tcBorders>
+            <w:tcMar>
+              <w:top w:type="dxa" w:w="50"/>
+              <w:left w:type="dxa" w:w="90"/>
+              <w:bottom w:type="dxa" w:w="50"/>
+              <w:right w:type="dxa" w:w="90"/>
+            </w:tcMar>
+            <w:vAlign w:val="top"/>
+          </w:tcPr>
+          <w:p>
+            <w:pPr>
+              <w:keepNext w:val="false"/>
+              <w:bidi/>
+              <w:spacing w:after="30" w:before="30" w:line="264"/>
+            </w:pPr>
+            <w:r>
+              <w:rPr>
+                <w:rFonts w:ascii="Courier New" w:cs="Courier New" w:eastAsia="Courier New" w:hAnsi="Courier New"/>
+                <w:b w:val="false"/>
+                <w:bCs w:val="false"/>
+                <w:color w:val="1F2937"/>
+                <w:sz w:val="16"/>
+                <w:szCs w:val="16"/>
+                <w:shd w:fill="F1F3F5" w:color="auto" w:val="clear"/>
+                <w:rtl/>
+              </w:rPr>
+              <w:t xml:space="preserve">‎/requests‎</w:t>
+            </w:r>
+            <w:r>
+              <w:rPr>
+                <w:rFonts w:ascii="Arial" w:cs="Arial" w:eastAsia="Arial" w:hAnsi="Arial"/>
+                <w:b w:val="false"/>
+                <w:bCs w:val="false"/>
+                <w:sz w:val="18"/>
+                <w:szCs w:val="18"/>
+                <w:rtl/>
+              </w:rPr>
+              <w:t xml:space="preserve">، </w:t>
+            </w:r>
+            <w:r>
+              <w:rPr>
+                <w:rFonts w:ascii="Courier New" w:cs="Courier New" w:eastAsia="Courier New" w:hAnsi="Courier New"/>
+                <w:b w:val="false"/>
+                <w:bCs w:val="false"/>
+                <w:color w:val="1F2937"/>
+                <w:sz w:val="16"/>
+                <w:szCs w:val="16"/>
+                <w:shd w:fill="F1F3F5" w:color="auto" w:val="clear"/>
+                <w:rtl/>
+              </w:rPr>
+              <w:t xml:space="preserve">‎/requests/:id‎</w:t>
+            </w:r>
+          </w:p>
+        </w:tc>
+        <w:tc>
+          <w:tcPr>
+            <w:tcW w:type="dxa" w:w="2569"/>
+            <w:tcBorders>
+              <w:top w:val="single" w:color="BFC9D6" w:sz="4"/>
+              <w:left w:val="single" w:color="BFC9D6" w:sz="4"/>
+              <w:bottom w:val="single" w:color="BFC9D6" w:sz="4"/>
+              <w:right w:val="single" w:color="BFC9D6" w:sz="4"/>
+            </w:tcBorders>
+            <w:tcMar>
+              <w:top w:type="dxa" w:w="50"/>
+              <w:left w:type="dxa" w:w="90"/>
+              <w:bottom w:type="dxa" w:w="50"/>
+              <w:right w:type="dxa" w:w="90"/>
+            </w:tcMar>
+            <w:vAlign w:val="top"/>
+          </w:tcPr>
+          <w:p>
+            <w:pPr>
+              <w:keepNext w:val="false"/>
+              <w:bidi/>
+              <w:spacing w:after="30" w:before="30" w:line="264"/>
+            </w:pPr>
+            <w:r>
+              <w:rPr>
+                <w:rFonts w:ascii="Arial" w:cs="Arial" w:eastAsia="Arial" w:hAnsi="Arial"/>
+                <w:b w:val="false"/>
+                <w:bCs w:val="false"/>
+                <w:sz w:val="18"/>
+                <w:szCs w:val="18"/>
+                <w:rtl/>
+              </w:rPr>
+              <w:t xml:space="preserve">إحدى </w:t>
+            </w:r>
+            <w:r>
+              <w:rPr>
+                <w:rFonts w:ascii="Courier New" w:cs="Courier New" w:eastAsia="Courier New" w:hAnsi="Courier New"/>
+                <w:b w:val="false"/>
+                <w:bCs w:val="false"/>
+                <w:color w:val="1F2937"/>
+                <w:sz w:val="16"/>
+                <w:szCs w:val="16"/>
+                <w:shd w:fill="F1F3F5" w:color="auto" w:val="clear"/>
+                <w:rtl/>
+              </w:rPr>
+              <w:t xml:space="preserve">‎req.view.own‎</w:t>
+            </w:r>
+            <w:r>
+              <w:rPr>
+                <w:rFonts w:ascii="Arial" w:cs="Arial" w:eastAsia="Arial" w:hAnsi="Arial"/>
+                <w:b w:val="false"/>
+                <w:bCs w:val="false"/>
+                <w:sz w:val="18"/>
+                <w:szCs w:val="18"/>
+                <w:rtl/>
+              </w:rPr>
+              <w:t xml:space="preserve"> أو </w:t>
+            </w:r>
+            <w:r>
+              <w:rPr>
+                <w:rFonts w:ascii="Courier New" w:cs="Courier New" w:eastAsia="Courier New" w:hAnsi="Courier New"/>
+                <w:b w:val="false"/>
+                <w:bCs w:val="false"/>
+                <w:color w:val="1F2937"/>
+                <w:sz w:val="16"/>
+                <w:szCs w:val="16"/>
+                <w:shd w:fill="F1F3F5" w:color="auto" w:val="clear"/>
+                <w:rtl/>
+              </w:rPr>
+              <w:t xml:space="preserve">‎req.view.all‎</w:t>
+            </w:r>
+          </w:p>
+        </w:tc>
+        <w:tc>
+          <w:tcPr>
+            <w:tcW w:type="dxa" w:w="2155"/>
+            <w:tcBorders>
+              <w:top w:val="single" w:color="BFC9D6" w:sz="4"/>
+              <w:left w:val="single" w:color="BFC9D6" w:sz="4"/>
+              <w:bottom w:val="single" w:color="BFC9D6" w:sz="4"/>
+              <w:right w:val="single" w:color="BFC9D6" w:sz="4"/>
+            </w:tcBorders>
+            <w:tcMar>
+              <w:top w:type="dxa" w:w="50"/>
+              <w:left w:type="dxa" w:w="90"/>
+              <w:bottom w:type="dxa" w:w="50"/>
+              <w:right w:type="dxa" w:w="90"/>
+            </w:tcMar>
+            <w:vAlign w:val="top"/>
+          </w:tcPr>
+          <w:p>
+            <w:pPr>
+              <w:keepNext w:val="false"/>
+              <w:bidi/>
+              <w:spacing w:after="30" w:before="30" w:line="264"/>
+            </w:pPr>
+            <w:r>
+              <w:rPr>
+                <w:rFonts w:ascii="Arial" w:cs="Arial" w:eastAsia="Arial" w:hAnsi="Arial"/>
+                <w:b w:val="false"/>
+                <w:bCs w:val="false"/>
+                <w:sz w:val="18"/>
+                <w:szCs w:val="18"/>
+                <w:rtl/>
+              </w:rPr>
+              <w:t xml:space="preserve">قائمة الطلبات، وإنشاء طلب من قالب منشور، وبطاقة الطلب بمرحلته المرئية وإجراءاته ومرفقاته وتعليقاته؛ ورابط محرر الشروط إن كان في القالب حقل </w:t>
+            </w:r>
+            <w:r>
+              <w:rPr>
+                <w:rFonts w:ascii="Courier New" w:cs="Courier New" w:eastAsia="Courier New" w:hAnsi="Courier New"/>
+                <w:b w:val="false"/>
+                <w:bCs w:val="false"/>
+                <w:color w:val="1F2937"/>
+                <w:sz w:val="16"/>
+                <w:szCs w:val="16"/>
+                <w:shd w:fill="F1F3F5" w:color="auto" w:val="clear"/>
+                <w:rtl/>
+              </w:rPr>
+              <w:t xml:space="preserve">‎lc.terms‎</w:t>
+            </w:r>
+          </w:p>
+        </w:tc>
+      </w:tr>
+      <w:tr>
+        <w:trPr>
+          <w:cantSplit/>
+        </w:trPr>
+        <w:tc>
+          <w:tcPr>
+            <w:tcW w:type="dxa" w:w="1223"/>
+            <w:tcBorders>
+              <w:top w:val="single" w:color="BFC9D6" w:sz="4"/>
+              <w:left w:val="single" w:color="BFC9D6" w:sz="4"/>
+              <w:bottom w:val="single" w:color="BFC9D6" w:sz="4"/>
+              <w:right w:val="single" w:color="BFC9D6" w:sz="4"/>
+            </w:tcBorders>
+            <w:shd w:fill="F5F8FC" w:color="auto" w:val="clear"/>
+            <w:tcMar>
+              <w:top w:type="dxa" w:w="50"/>
+              <w:left w:type="dxa" w:w="90"/>
+              <w:bottom w:type="dxa" w:w="50"/>
+              <w:right w:type="dxa" w:w="90"/>
+            </w:tcMar>
+            <w:vAlign w:val="top"/>
+          </w:tcPr>
+          <w:p>
+            <w:pPr>
+              <w:keepNext w:val="false"/>
+              <w:bidi/>
+              <w:spacing w:after="30" w:before="30" w:line="264"/>
+            </w:pPr>
+            <w:r>
+              <w:rPr>
+                <w:rFonts w:ascii="Arial" w:cs="Arial" w:eastAsia="Arial" w:hAnsi="Arial"/>
+                <w:b w:val="false"/>
+                <w:bCs w:val="false"/>
+                <w:sz w:val="18"/>
+                <w:szCs w:val="18"/>
+                <w:rtl/>
+              </w:rPr>
+              <w:t xml:space="preserve">SCR-REQ-04</w:t>
+            </w:r>
+          </w:p>
+        </w:tc>
+        <w:tc>
+          <w:tcPr>
+            <w:tcW w:type="dxa" w:w="3917"/>
+            <w:tcBorders>
+              <w:top w:val="single" w:color="BFC9D6" w:sz="4"/>
+              <w:left w:val="single" w:color="BFC9D6" w:sz="4"/>
+              <w:bottom w:val="single" w:color="BFC9D6" w:sz="4"/>
+              <w:right w:val="single" w:color="BFC9D6" w:sz="4"/>
+            </w:tcBorders>
+            <w:shd w:fill="F5F8FC" w:color="auto" w:val="clear"/>
+            <w:tcMar>
+              <w:top w:type="dxa" w:w="50"/>
+              <w:left w:type="dxa" w:w="90"/>
+              <w:bottom w:type="dxa" w:w="50"/>
+              <w:right w:type="dxa" w:w="90"/>
+            </w:tcMar>
+            <w:vAlign w:val="top"/>
+          </w:tcPr>
+          <w:p>
+            <w:pPr>
+              <w:keepNext w:val="false"/>
+              <w:bidi/>
+              <w:spacing w:after="30" w:before="30" w:line="264"/>
+            </w:pPr>
+            <w:r>
+              <w:rPr>
+                <w:rFonts w:ascii="Courier New" w:cs="Courier New" w:eastAsia="Courier New" w:hAnsi="Courier New"/>
+                <w:b w:val="false"/>
+                <w:bCs w:val="false"/>
+                <w:color w:val="1F2937"/>
+                <w:sz w:val="16"/>
+                <w:szCs w:val="16"/>
+                <w:shd w:fill="F1F3F5" w:color="auto" w:val="clear"/>
+                <w:rtl/>
+              </w:rPr>
+              <w:t xml:space="preserve">‎/inbox‎</w:t>
+            </w:r>
+          </w:p>
+        </w:tc>
+        <w:tc>
+          <w:tcPr>
+            <w:tcW w:type="dxa" w:w="2569"/>
+            <w:tcBorders>
+              <w:top w:val="single" w:color="BFC9D6" w:sz="4"/>
+              <w:left w:val="single" w:color="BFC9D6" w:sz="4"/>
+              <w:bottom w:val="single" w:color="BFC9D6" w:sz="4"/>
+              <w:right w:val="single" w:color="BFC9D6" w:sz="4"/>
+            </w:tcBorders>
+            <w:shd w:fill="F5F8FC" w:color="auto" w:val="clear"/>
+            <w:tcMar>
+              <w:top w:type="dxa" w:w="50"/>
+              <w:left w:type="dxa" w:w="90"/>
+              <w:bottom w:type="dxa" w:w="50"/>
+              <w:right w:type="dxa" w:w="90"/>
+            </w:tcMar>
+            <w:vAlign w:val="top"/>
+          </w:tcPr>
+          <w:p>
+            <w:pPr>
+              <w:keepNext w:val="false"/>
+              <w:bidi/>
+              <w:spacing w:after="30" w:before="30" w:line="264"/>
+            </w:pPr>
+            <w:r>
+              <w:rPr>
+                <w:rFonts w:ascii="Arial" w:cs="Arial" w:eastAsia="Arial" w:hAnsi="Arial"/>
+                <w:b w:val="false"/>
+                <w:bCs w:val="false"/>
+                <w:sz w:val="18"/>
+                <w:szCs w:val="18"/>
+                <w:rtl/>
+              </w:rPr>
+              <w:t xml:space="preserve">إحدى </w:t>
+            </w:r>
+            <w:r>
+              <w:rPr>
+                <w:rFonts w:ascii="Courier New" w:cs="Courier New" w:eastAsia="Courier New" w:hAnsi="Courier New"/>
+                <w:b w:val="false"/>
+                <w:bCs w:val="false"/>
+                <w:color w:val="1F2937"/>
+                <w:sz w:val="16"/>
+                <w:szCs w:val="16"/>
+                <w:shd w:fill="F1F3F5" w:color="auto" w:val="clear"/>
+                <w:rtl/>
+              </w:rPr>
+              <w:t xml:space="preserve">‎req.view.own‎</w:t>
+            </w:r>
+            <w:r>
+              <w:rPr>
+                <w:rFonts w:ascii="Arial" w:cs="Arial" w:eastAsia="Arial" w:hAnsi="Arial"/>
+                <w:b w:val="false"/>
+                <w:bCs w:val="false"/>
+                <w:sz w:val="18"/>
+                <w:szCs w:val="18"/>
+                <w:rtl/>
+              </w:rPr>
+              <w:t xml:space="preserve"> أو </w:t>
+            </w:r>
+            <w:r>
+              <w:rPr>
+                <w:rFonts w:ascii="Courier New" w:cs="Courier New" w:eastAsia="Courier New" w:hAnsi="Courier New"/>
+                <w:b w:val="false"/>
+                <w:bCs w:val="false"/>
+                <w:color w:val="1F2937"/>
+                <w:sz w:val="16"/>
+                <w:szCs w:val="16"/>
+                <w:shd w:fill="F1F3F5" w:color="auto" w:val="clear"/>
+                <w:rtl/>
+              </w:rPr>
+              <w:t xml:space="preserve">‎req.view.all‎</w:t>
+            </w:r>
+            <w:r>
+              <w:rPr>
+                <w:rFonts w:ascii="Arial" w:cs="Arial" w:eastAsia="Arial" w:hAnsi="Arial"/>
+                <w:b w:val="false"/>
+                <w:bCs w:val="false"/>
+                <w:sz w:val="18"/>
+                <w:szCs w:val="18"/>
+                <w:rtl/>
+              </w:rPr>
+              <w:t xml:space="preserve"> أو </w:t>
+            </w:r>
+            <w:r>
+              <w:rPr>
+                <w:rFonts w:ascii="Courier New" w:cs="Courier New" w:eastAsia="Courier New" w:hAnsi="Courier New"/>
+                <w:b w:val="false"/>
+                <w:bCs w:val="false"/>
+                <w:color w:val="1F2937"/>
+                <w:sz w:val="16"/>
+                <w:szCs w:val="16"/>
+                <w:shd w:fill="F1F3F5" w:color="auto" w:val="clear"/>
+                <w:rtl/>
+              </w:rPr>
+              <w:t xml:space="preserve">‎req.approve‎</w:t>
+            </w:r>
+            <w:r>
+              <w:rPr>
+                <w:rFonts w:ascii="Arial" w:cs="Arial" w:eastAsia="Arial" w:hAnsi="Arial"/>
+                <w:b w:val="false"/>
+                <w:bCs w:val="false"/>
+                <w:sz w:val="18"/>
+                <w:szCs w:val="18"/>
+                <w:rtl/>
+              </w:rPr>
+              <w:t xml:space="preserve"> أو </w:t>
+            </w:r>
+            <w:r>
+              <w:rPr>
+                <w:rFonts w:ascii="Courier New" w:cs="Courier New" w:eastAsia="Courier New" w:hAnsi="Courier New"/>
+                <w:b w:val="false"/>
+                <w:bCs w:val="false"/>
+                <w:color w:val="1F2937"/>
+                <w:sz w:val="16"/>
+                <w:szCs w:val="16"/>
+                <w:shd w:fill="F1F3F5" w:color="auto" w:val="clear"/>
+                <w:rtl/>
+              </w:rPr>
+              <w:t xml:space="preserve">‎req.claim‎</w:t>
+            </w:r>
+          </w:p>
+        </w:tc>
+        <w:tc>
+          <w:tcPr>
+            <w:tcW w:type="dxa" w:w="2155"/>
+            <w:tcBorders>
+              <w:top w:val="single" w:color="BFC9D6" w:sz="4"/>
+              <w:left w:val="single" w:color="BFC9D6" w:sz="4"/>
+              <w:bottom w:val="single" w:color="BFC9D6" w:sz="4"/>
+              <w:right w:val="single" w:color="BFC9D6" w:sz="4"/>
+            </w:tcBorders>
+            <w:shd w:fill="F5F8FC" w:color="auto" w:val="clear"/>
+            <w:tcMar>
+              <w:top w:type="dxa" w:w="50"/>
+              <w:left w:type="dxa" w:w="90"/>
+              <w:bottom w:type="dxa" w:w="50"/>
+              <w:right w:type="dxa" w:w="90"/>
+            </w:tcMar>
+            <w:vAlign w:val="top"/>
+          </w:tcPr>
+          <w:p>
+            <w:pPr>
+              <w:keepNext w:val="false"/>
+              <w:bidi/>
+              <w:spacing w:after="30" w:before="30" w:line="264"/>
+            </w:pPr>
+            <w:r>
+              <w:rPr>
+                <w:rFonts w:ascii="Arial" w:cs="Arial" w:eastAsia="Arial" w:hAnsi="Arial"/>
+                <w:b w:val="false"/>
+                <w:bCs w:val="false"/>
+                <w:sz w:val="18"/>
+                <w:szCs w:val="18"/>
+                <w:rtl/>
+              </w:rPr>
+              <w:t xml:space="preserve">صندوق المهام: ما ينتظرني، والطابور، والمفوَّض إليّ، والمهل</w:t>
+            </w:r>
+          </w:p>
+        </w:tc>
+      </w:tr>
+      <w:tr>
+        <w:trPr>
+          <w:cantSplit/>
+        </w:trPr>
+        <w:tc>
+          <w:tcPr>
+            <w:tcW w:type="dxa" w:w="1223"/>
+            <w:tcBorders>
+              <w:top w:val="single" w:color="BFC9D6" w:sz="4"/>
+              <w:left w:val="single" w:color="BFC9D6" w:sz="4"/>
+              <w:bottom w:val="single" w:color="BFC9D6" w:sz="4"/>
+              <w:right w:val="single" w:color="BFC9D6" w:sz="4"/>
+            </w:tcBorders>
+            <w:tcMar>
+              <w:top w:type="dxa" w:w="50"/>
+              <w:left w:type="dxa" w:w="90"/>
+              <w:bottom w:type="dxa" w:w="50"/>
+              <w:right w:type="dxa" w:w="90"/>
+            </w:tcMar>
+            <w:vAlign w:val="top"/>
+          </w:tcPr>
+          <w:p>
+            <w:pPr>
+              <w:keepNext w:val="false"/>
+              <w:bidi/>
+              <w:spacing w:after="30" w:before="30" w:line="264"/>
+            </w:pPr>
+            <w:r>
+              <w:rPr>
+                <w:rFonts w:ascii="Arial" w:cs="Arial" w:eastAsia="Arial" w:hAnsi="Arial"/>
+                <w:b w:val="false"/>
+                <w:bCs w:val="false"/>
+                <w:sz w:val="18"/>
+                <w:szCs w:val="18"/>
+                <w:rtl/>
+              </w:rPr>
+              <w:t xml:space="preserve">SCR-REQ-05</w:t>
+            </w:r>
+          </w:p>
+        </w:tc>
+        <w:tc>
+          <w:tcPr>
+            <w:tcW w:type="dxa" w:w="3917"/>
+            <w:tcBorders>
+              <w:top w:val="single" w:color="BFC9D6" w:sz="4"/>
+              <w:left w:val="single" w:color="BFC9D6" w:sz="4"/>
+              <w:bottom w:val="single" w:color="BFC9D6" w:sz="4"/>
+              <w:right w:val="single" w:color="BFC9D6" w:sz="4"/>
+            </w:tcBorders>
+            <w:tcMar>
+              <w:top w:type="dxa" w:w="50"/>
+              <w:left w:type="dxa" w:w="90"/>
+              <w:bottom w:type="dxa" w:w="50"/>
+              <w:right w:type="dxa" w:w="90"/>
+            </w:tcMar>
+            <w:vAlign w:val="top"/>
+          </w:tcPr>
+          <w:p>
+            <w:pPr>
+              <w:keepNext w:val="false"/>
+              <w:bidi/>
+              <w:spacing w:after="30" w:before="30" w:line="264"/>
+            </w:pPr>
+            <w:r>
+              <w:rPr>
+                <w:rFonts w:ascii="Courier New" w:cs="Courier New" w:eastAsia="Courier New" w:hAnsi="Courier New"/>
+                <w:b w:val="false"/>
+                <w:bCs w:val="false"/>
+                <w:color w:val="1F2937"/>
+                <w:sz w:val="16"/>
+                <w:szCs w:val="16"/>
+                <w:shd w:fill="F1F3F5" w:color="auto" w:val="clear"/>
+                <w:rtl/>
+              </w:rPr>
+              <w:t xml:space="preserve">‎/delegations‎</w:t>
+            </w:r>
+          </w:p>
+        </w:tc>
+        <w:tc>
+          <w:tcPr>
+            <w:tcW w:type="dxa" w:w="2569"/>
+            <w:tcBorders>
+              <w:top w:val="single" w:color="BFC9D6" w:sz="4"/>
+              <w:left w:val="single" w:color="BFC9D6" w:sz="4"/>
+              <w:bottom w:val="single" w:color="BFC9D6" w:sz="4"/>
+              <w:right w:val="single" w:color="BFC9D6" w:sz="4"/>
+            </w:tcBorders>
+            <w:tcMar>
+              <w:top w:type="dxa" w:w="50"/>
+              <w:left w:type="dxa" w:w="90"/>
+              <w:bottom w:type="dxa" w:w="50"/>
+              <w:right w:type="dxa" w:w="90"/>
+            </w:tcMar>
+            <w:vAlign w:val="top"/>
+          </w:tcPr>
+          <w:p>
+            <w:pPr>
+              <w:keepNext w:val="false"/>
+              <w:bidi/>
+              <w:spacing w:after="30" w:before="30" w:line="264"/>
+            </w:pPr>
+            <w:r>
+              <w:rPr>
+                <w:rFonts w:ascii="Arial" w:cs="Arial" w:eastAsia="Arial" w:hAnsi="Arial"/>
+                <w:b w:val="false"/>
+                <w:bCs w:val="false"/>
+                <w:sz w:val="18"/>
+                <w:szCs w:val="18"/>
+                <w:rtl/>
+              </w:rPr>
+              <w:t xml:space="preserve">إحدى </w:t>
+            </w:r>
+            <w:r>
+              <w:rPr>
+                <w:rFonts w:ascii="Courier New" w:cs="Courier New" w:eastAsia="Courier New" w:hAnsi="Courier New"/>
+                <w:b w:val="false"/>
+                <w:bCs w:val="false"/>
+                <w:color w:val="1F2937"/>
+                <w:sz w:val="16"/>
+                <w:szCs w:val="16"/>
+                <w:shd w:fill="F1F3F5" w:color="auto" w:val="clear"/>
+                <w:rtl/>
+              </w:rPr>
+              <w:t xml:space="preserve">‎req.delegate.own‎</w:t>
+            </w:r>
+            <w:r>
+              <w:rPr>
+                <w:rFonts w:ascii="Arial" w:cs="Arial" w:eastAsia="Arial" w:hAnsi="Arial"/>
+                <w:b w:val="false"/>
+                <w:bCs w:val="false"/>
+                <w:sz w:val="18"/>
+                <w:szCs w:val="18"/>
+                <w:rtl/>
+              </w:rPr>
+              <w:t xml:space="preserve"> أو </w:t>
+            </w:r>
+            <w:r>
+              <w:rPr>
+                <w:rFonts w:ascii="Courier New" w:cs="Courier New" w:eastAsia="Courier New" w:hAnsi="Courier New"/>
+                <w:b w:val="false"/>
+                <w:bCs w:val="false"/>
+                <w:color w:val="1F2937"/>
+                <w:sz w:val="16"/>
+                <w:szCs w:val="16"/>
+                <w:shd w:fill="F1F3F5" w:color="auto" w:val="clear"/>
+                <w:rtl/>
+              </w:rPr>
+              <w:t xml:space="preserve">‎req.delegate.manage‎</w:t>
+            </w:r>
+          </w:p>
+        </w:tc>
+        <w:tc>
+          <w:tcPr>
+            <w:tcW w:type="dxa" w:w="2155"/>
+            <w:tcBorders>
+              <w:top w:val="single" w:color="BFC9D6" w:sz="4"/>
+              <w:left w:val="single" w:color="BFC9D6" w:sz="4"/>
+              <w:bottom w:val="single" w:color="BFC9D6" w:sz="4"/>
+              <w:right w:val="single" w:color="BFC9D6" w:sz="4"/>
+            </w:tcBorders>
+            <w:tcMar>
+              <w:top w:type="dxa" w:w="50"/>
+              <w:left w:type="dxa" w:w="90"/>
+              <w:bottom w:type="dxa" w:w="50"/>
+              <w:right w:type="dxa" w:w="90"/>
+            </w:tcMar>
+            <w:vAlign w:val="top"/>
+          </w:tcPr>
+          <w:p>
+            <w:pPr>
+              <w:keepNext w:val="false"/>
+              <w:bidi/>
+              <w:spacing w:after="30" w:before="30" w:line="264"/>
+            </w:pPr>
+            <w:r>
+              <w:rPr>
+                <w:rFonts w:ascii="Arial" w:cs="Arial" w:eastAsia="Arial" w:hAnsi="Arial"/>
+                <w:b w:val="false"/>
+                <w:bCs w:val="false"/>
+                <w:sz w:val="18"/>
+                <w:szCs w:val="18"/>
+                <w:rtl/>
+              </w:rPr>
+              <w:t xml:space="preserve">التفويضات وإلغاؤها</w:t>
+            </w:r>
+          </w:p>
+        </w:tc>
+      </w:tr>
+      <w:tr>
+        <w:trPr>
+          <w:cantSplit/>
+        </w:trPr>
+        <w:tc>
+          <w:tcPr>
+            <w:tcW w:type="dxa" w:w="1223"/>
+            <w:tcBorders>
+              <w:top w:val="single" w:color="BFC9D6" w:sz="4"/>
+              <w:left w:val="single" w:color="BFC9D6" w:sz="4"/>
+              <w:bottom w:val="single" w:color="BFC9D6" w:sz="4"/>
+              <w:right w:val="single" w:color="BFC9D6" w:sz="4"/>
+            </w:tcBorders>
+            <w:shd w:fill="F5F8FC" w:color="auto" w:val="clear"/>
+            <w:tcMar>
+              <w:top w:type="dxa" w:w="50"/>
+              <w:left w:type="dxa" w:w="90"/>
+              <w:bottom w:type="dxa" w:w="50"/>
+              <w:right w:type="dxa" w:w="90"/>
+            </w:tcMar>
+            <w:vAlign w:val="top"/>
+          </w:tcPr>
+          <w:p>
+            <w:pPr>
+              <w:keepNext w:val="false"/>
+              <w:bidi/>
+              <w:spacing w:after="30" w:before="30" w:line="264"/>
+            </w:pPr>
+            <w:r>
+              <w:rPr>
+                <w:rFonts w:ascii="Arial" w:cs="Arial" w:eastAsia="Arial" w:hAnsi="Arial"/>
+                <w:b w:val="false"/>
+                <w:bCs w:val="false"/>
+                <w:sz w:val="18"/>
+                <w:szCs w:val="18"/>
+                <w:rtl/>
+              </w:rPr>
+              <w:t xml:space="preserve">SCR-REQ-10 إلى 12</w:t>
+            </w:r>
+          </w:p>
+        </w:tc>
+        <w:tc>
+          <w:tcPr>
+            <w:tcW w:type="dxa" w:w="3917"/>
+            <w:tcBorders>
+              <w:top w:val="single" w:color="BFC9D6" w:sz="4"/>
+              <w:left w:val="single" w:color="BFC9D6" w:sz="4"/>
+              <w:bottom w:val="single" w:color="BFC9D6" w:sz="4"/>
+              <w:right w:val="single" w:color="BFC9D6" w:sz="4"/>
+            </w:tcBorders>
+            <w:shd w:fill="F5F8FC" w:color="auto" w:val="clear"/>
+            <w:tcMar>
+              <w:top w:type="dxa" w:w="50"/>
+              <w:left w:type="dxa" w:w="90"/>
+              <w:bottom w:type="dxa" w:w="50"/>
+              <w:right w:type="dxa" w:w="90"/>
+            </w:tcMar>
+            <w:vAlign w:val="top"/>
+          </w:tcPr>
+          <w:p>
+            <w:pPr>
+              <w:keepNext w:val="false"/>
+              <w:bidi/>
+              <w:spacing w:after="30" w:before="30" w:line="264"/>
+            </w:pPr>
+            <w:r>
+              <w:rPr>
+                <w:rFonts w:ascii="Courier New" w:cs="Courier New" w:eastAsia="Courier New" w:hAnsi="Courier New"/>
+                <w:b w:val="false"/>
+                <w:bCs w:val="false"/>
+                <w:color w:val="1F2937"/>
+                <w:sz w:val="16"/>
+                <w:szCs w:val="16"/>
+                <w:shd w:fill="F1F3F5" w:color="auto" w:val="clear"/>
+                <w:rtl/>
+              </w:rPr>
+              <w:t xml:space="preserve">‎/dashboards‎</w:t>
+            </w:r>
+          </w:p>
+        </w:tc>
+        <w:tc>
+          <w:tcPr>
+            <w:tcW w:type="dxa" w:w="2569"/>
+            <w:tcBorders>
+              <w:top w:val="single" w:color="BFC9D6" w:sz="4"/>
+              <w:left w:val="single" w:color="BFC9D6" w:sz="4"/>
+              <w:bottom w:val="single" w:color="BFC9D6" w:sz="4"/>
+              <w:right w:val="single" w:color="BFC9D6" w:sz="4"/>
+            </w:tcBorders>
+            <w:shd w:fill="F5F8FC" w:color="auto" w:val="clear"/>
+            <w:tcMar>
+              <w:top w:type="dxa" w:w="50"/>
+              <w:left w:type="dxa" w:w="90"/>
+              <w:bottom w:type="dxa" w:w="50"/>
+              <w:right w:type="dxa" w:w="90"/>
+            </w:tcMar>
+            <w:vAlign w:val="top"/>
+          </w:tcPr>
+          <w:p>
+            <w:pPr>
+              <w:keepNext w:val="false"/>
+              <w:bidi/>
+              <w:spacing w:after="30" w:before="30" w:line="264"/>
+            </w:pPr>
+            <w:r>
+              <w:rPr>
+                <w:rFonts w:ascii="Arial" w:cs="Arial" w:eastAsia="Arial" w:hAnsi="Arial"/>
+                <w:b w:val="false"/>
+                <w:bCs w:val="false"/>
+                <w:sz w:val="18"/>
+                <w:szCs w:val="18"/>
+                <w:rtl/>
+              </w:rPr>
+              <w:t xml:space="preserve">إحدى </w:t>
+            </w:r>
+            <w:r>
+              <w:rPr>
+                <w:rFonts w:ascii="Courier New" w:cs="Courier New" w:eastAsia="Courier New" w:hAnsi="Courier New"/>
+                <w:b w:val="false"/>
+                <w:bCs w:val="false"/>
+                <w:color w:val="1F2937"/>
+                <w:sz w:val="16"/>
+                <w:szCs w:val="16"/>
+                <w:shd w:fill="F1F3F5" w:color="auto" w:val="clear"/>
+                <w:rtl/>
+              </w:rPr>
+              <w:t xml:space="preserve">‎req.view.own‎</w:t>
+            </w:r>
+            <w:r>
+              <w:rPr>
+                <w:rFonts w:ascii="Arial" w:cs="Arial" w:eastAsia="Arial" w:hAnsi="Arial"/>
+                <w:b w:val="false"/>
+                <w:bCs w:val="false"/>
+                <w:sz w:val="18"/>
+                <w:szCs w:val="18"/>
+                <w:rtl/>
+              </w:rPr>
+              <w:t xml:space="preserve"> أو </w:t>
+            </w:r>
+            <w:r>
+              <w:rPr>
+                <w:rFonts w:ascii="Courier New" w:cs="Courier New" w:eastAsia="Courier New" w:hAnsi="Courier New"/>
+                <w:b w:val="false"/>
+                <w:bCs w:val="false"/>
+                <w:color w:val="1F2937"/>
+                <w:sz w:val="16"/>
+                <w:szCs w:val="16"/>
+                <w:shd w:fill="F1F3F5" w:color="auto" w:val="clear"/>
+                <w:rtl/>
+              </w:rPr>
+              <w:t xml:space="preserve">‎req.claim‎</w:t>
+            </w:r>
+            <w:r>
+              <w:rPr>
+                <w:rFonts w:ascii="Arial" w:cs="Arial" w:eastAsia="Arial" w:hAnsi="Arial"/>
+                <w:b w:val="false"/>
+                <w:bCs w:val="false"/>
+                <w:sz w:val="18"/>
+                <w:szCs w:val="18"/>
+                <w:rtl/>
+              </w:rPr>
+              <w:t xml:space="preserve"> أو </w:t>
+            </w:r>
+            <w:r>
+              <w:rPr>
+                <w:rFonts w:ascii="Courier New" w:cs="Courier New" w:eastAsia="Courier New" w:hAnsi="Courier New"/>
+                <w:b w:val="false"/>
+                <w:bCs w:val="false"/>
+                <w:color w:val="1F2937"/>
+                <w:sz w:val="16"/>
+                <w:szCs w:val="16"/>
+                <w:shd w:fill="F1F3F5" w:color="auto" w:val="clear"/>
+                <w:rtl/>
+              </w:rPr>
+              <w:t xml:space="preserve">‎req.execute‎</w:t>
+            </w:r>
+            <w:r>
+              <w:rPr>
+                <w:rFonts w:ascii="Arial" w:cs="Arial" w:eastAsia="Arial" w:hAnsi="Arial"/>
+                <w:b w:val="false"/>
+                <w:bCs w:val="false"/>
+                <w:sz w:val="18"/>
+                <w:szCs w:val="18"/>
+                <w:rtl/>
+              </w:rPr>
+              <w:t xml:space="preserve"> أو </w:t>
+            </w:r>
+            <w:r>
+              <w:rPr>
+                <w:rFonts w:ascii="Courier New" w:cs="Courier New" w:eastAsia="Courier New" w:hAnsi="Courier New"/>
+                <w:b w:val="false"/>
+                <w:bCs w:val="false"/>
+                <w:color w:val="1F2937"/>
+                <w:sz w:val="16"/>
+                <w:szCs w:val="16"/>
+                <w:shd w:fill="F1F3F5" w:color="auto" w:val="clear"/>
+                <w:rtl/>
+              </w:rPr>
+              <w:t xml:space="preserve">‎req.dashboard.manager‎</w:t>
+            </w:r>
+          </w:p>
+        </w:tc>
+        <w:tc>
+          <w:tcPr>
+            <w:tcW w:type="dxa" w:w="2155"/>
+            <w:tcBorders>
+              <w:top w:val="single" w:color="BFC9D6" w:sz="4"/>
+              <w:left w:val="single" w:color="BFC9D6" w:sz="4"/>
+              <w:bottom w:val="single" w:color="BFC9D6" w:sz="4"/>
+              <w:right w:val="single" w:color="BFC9D6" w:sz="4"/>
+            </w:tcBorders>
+            <w:shd w:fill="F5F8FC" w:color="auto" w:val="clear"/>
+            <w:tcMar>
+              <w:top w:type="dxa" w:w="50"/>
+              <w:left w:type="dxa" w:w="90"/>
+              <w:bottom w:type="dxa" w:w="50"/>
+              <w:right w:type="dxa" w:w="90"/>
+            </w:tcMar>
+            <w:vAlign w:val="top"/>
+          </w:tcPr>
+          <w:p>
+            <w:pPr>
+              <w:keepNext w:val="false"/>
+              <w:bidi/>
+              <w:spacing w:after="30" w:before="30" w:line="264"/>
+            </w:pPr>
+            <w:r>
+              <w:rPr>
+                <w:rFonts w:ascii="Arial" w:cs="Arial" w:eastAsia="Arial" w:hAnsi="Arial"/>
+                <w:b w:val="false"/>
+                <w:bCs w:val="false"/>
+                <w:sz w:val="18"/>
+                <w:szCs w:val="18"/>
+                <w:rtl/>
+              </w:rPr>
+              <w:t xml:space="preserve">لوحة مقدّم الطلب (المفتوح، وما ينتظرني، والمعاد، وما انتهى مؤخرًا)؛ ولوحة موظف الخزينة (مهامي، والطابور، والمتأخر، وما في البنك)؛ ولوحة مدير الخزينة (الموافقات بالمتاح على الخط، وتجاوزات المهل، وقِدم الطابور، وحمل كل موظف، والحجوزات القديمة). ويختار المستخدم اللوحة إن حمل أكثر من صلاحية</w:t>
+            </w:r>
+          </w:p>
+        </w:tc>
+      </w:tr>
+      <w:tr>
+        <w:trPr>
+          <w:cantSplit/>
+        </w:trPr>
+        <w:tc>
+          <w:tcPr>
+            <w:tcW w:type="dxa" w:w="1223"/>
+            <w:tcBorders>
+              <w:top w:val="single" w:color="BFC9D6" w:sz="4"/>
+              <w:left w:val="single" w:color="BFC9D6" w:sz="4"/>
+              <w:bottom w:val="single" w:color="BFC9D6" w:sz="4"/>
+              <w:right w:val="single" w:color="BFC9D6" w:sz="4"/>
+            </w:tcBorders>
+            <w:tcMar>
+              <w:top w:type="dxa" w:w="50"/>
+              <w:left w:type="dxa" w:w="90"/>
+              <w:bottom w:type="dxa" w:w="50"/>
+              <w:right w:type="dxa" w:w="90"/>
+            </w:tcMar>
+            <w:vAlign w:val="top"/>
+          </w:tcPr>
+          <w:p>
+            <w:pPr>
+              <w:keepNext w:val="false"/>
+              <w:bidi/>
+              <w:spacing w:after="30" w:before="30" w:line="264"/>
+            </w:pPr>
+            <w:r>
+              <w:rPr>
+                <w:rFonts w:ascii="Arial" w:cs="Arial" w:eastAsia="Arial" w:hAnsi="Arial"/>
+                <w:b w:val="false"/>
+                <w:bCs w:val="false"/>
+                <w:sz w:val="18"/>
+                <w:szCs w:val="18"/>
+                <w:rtl/>
+              </w:rPr>
+              <w:t xml:space="preserve">SCR-LCT-01</w:t>
+            </w:r>
+          </w:p>
+        </w:tc>
+        <w:tc>
+          <w:tcPr>
+            <w:tcW w:type="dxa" w:w="3917"/>
+            <w:tcBorders>
+              <w:top w:val="single" w:color="BFC9D6" w:sz="4"/>
+              <w:left w:val="single" w:color="BFC9D6" w:sz="4"/>
+              <w:bottom w:val="single" w:color="BFC9D6" w:sz="4"/>
+              <w:right w:val="single" w:color="BFC9D6" w:sz="4"/>
+            </w:tcBorders>
+            <w:tcMar>
+              <w:top w:type="dxa" w:w="50"/>
+              <w:left w:type="dxa" w:w="90"/>
+              <w:bottom w:type="dxa" w:w="50"/>
+              <w:right w:type="dxa" w:w="90"/>
+            </w:tcMar>
+            <w:vAlign w:val="top"/>
+          </w:tcPr>
+          <w:p>
+            <w:pPr>
+              <w:keepNext w:val="false"/>
+              <w:bidi/>
+              <w:spacing w:after="30" w:before="30" w:line="264"/>
+            </w:pPr>
+            <w:r>
+              <w:rPr>
+                <w:rFonts w:ascii="Courier New" w:cs="Courier New" w:eastAsia="Courier New" w:hAnsi="Courier New"/>
+                <w:b w:val="false"/>
+                <w:bCs w:val="false"/>
+                <w:color w:val="1F2937"/>
+                <w:sz w:val="16"/>
+                <w:szCs w:val="16"/>
+                <w:shd w:fill="F1F3F5" w:color="auto" w:val="clear"/>
+                <w:rtl/>
+              </w:rPr>
+              <w:t xml:space="preserve">‎/requests/:id/terms‎</w:t>
+            </w:r>
+          </w:p>
+        </w:tc>
+        <w:tc>
+          <w:tcPr>
+            <w:tcW w:type="dxa" w:w="2569"/>
+            <w:tcBorders>
+              <w:top w:val="single" w:color="BFC9D6" w:sz="4"/>
+              <w:left w:val="single" w:color="BFC9D6" w:sz="4"/>
+              <w:bottom w:val="single" w:color="BFC9D6" w:sz="4"/>
+              <w:right w:val="single" w:color="BFC9D6" w:sz="4"/>
+            </w:tcBorders>
+            <w:tcMar>
+              <w:top w:type="dxa" w:w="50"/>
+              <w:left w:type="dxa" w:w="90"/>
+              <w:bottom w:type="dxa" w:w="50"/>
+              <w:right w:type="dxa" w:w="90"/>
+            </w:tcMar>
+            <w:vAlign w:val="top"/>
+          </w:tcPr>
+          <w:p>
+            <w:pPr>
+              <w:keepNext w:val="false"/>
+              <w:bidi/>
+              <w:spacing w:after="30" w:before="30" w:line="264"/>
+            </w:pPr>
+            <w:r>
+              <w:rPr>
+                <w:rFonts w:ascii="Arial" w:cs="Arial" w:eastAsia="Arial" w:hAnsi="Arial"/>
+                <w:b w:val="false"/>
+                <w:bCs w:val="false"/>
+                <w:sz w:val="18"/>
+                <w:szCs w:val="18"/>
+                <w:rtl/>
+              </w:rPr>
+              <w:t xml:space="preserve">من يفتح الطلب (الواجهة البرمجية تفرض التعديل)</w:t>
+            </w:r>
+          </w:p>
+        </w:tc>
+        <w:tc>
+          <w:tcPr>
+            <w:tcW w:type="dxa" w:w="2155"/>
+            <w:tcBorders>
+              <w:top w:val="single" w:color="BFC9D6" w:sz="4"/>
+              <w:left w:val="single" w:color="BFC9D6" w:sz="4"/>
+              <w:bottom w:val="single" w:color="BFC9D6" w:sz="4"/>
+              <w:right w:val="single" w:color="BFC9D6" w:sz="4"/>
+            </w:tcBorders>
+            <w:tcMar>
+              <w:top w:type="dxa" w:w="50"/>
+              <w:left w:type="dxa" w:w="90"/>
+              <w:bottom w:type="dxa" w:w="50"/>
+              <w:right w:type="dxa" w:w="90"/>
+            </w:tcMar>
+            <w:vAlign w:val="top"/>
+          </w:tcPr>
+          <w:p>
+            <w:pPr>
+              <w:keepNext w:val="false"/>
+              <w:bidi/>
+              <w:spacing w:after="30" w:before="30" w:line="264"/>
+            </w:pPr>
+            <w:r>
+              <w:rPr>
+                <w:rFonts w:ascii="Arial" w:cs="Arial" w:eastAsia="Arial" w:hAnsi="Arial"/>
+                <w:b w:val="false"/>
+                <w:bCs w:val="false"/>
+                <w:sz w:val="18"/>
+                <w:szCs w:val="18"/>
+                <w:rtl/>
+              </w:rPr>
+              <w:t xml:space="preserve">محرر الشروط بأقسامه: الحقول بقوائمها، واختيار المستفيد، ورقم IBAN (يُعرض مقنّعًا)، والمستندات المطلوبة من مكتبة البنود، ونموذج الرسوم، والملاحظات، ورابط الطباعة</w:t>
+            </w:r>
+          </w:p>
+        </w:tc>
+      </w:tr>
+      <w:tr>
+        <w:trPr>
+          <w:cantSplit/>
+        </w:trPr>
+        <w:tc>
+          <w:tcPr>
+            <w:tcW w:type="dxa" w:w="1223"/>
+            <w:tcBorders>
+              <w:top w:val="single" w:color="BFC9D6" w:sz="4"/>
+              <w:left w:val="single" w:color="BFC9D6" w:sz="4"/>
+              <w:bottom w:val="single" w:color="BFC9D6" w:sz="4"/>
+              <w:right w:val="single" w:color="BFC9D6" w:sz="4"/>
+            </w:tcBorders>
+            <w:shd w:fill="F5F8FC" w:color="auto" w:val="clear"/>
+            <w:tcMar>
+              <w:top w:type="dxa" w:w="50"/>
+              <w:left w:type="dxa" w:w="90"/>
+              <w:bottom w:type="dxa" w:w="50"/>
+              <w:right w:type="dxa" w:w="90"/>
+            </w:tcMar>
+            <w:vAlign w:val="top"/>
+          </w:tcPr>
+          <w:p>
+            <w:pPr>
+              <w:keepNext w:val="false"/>
+              <w:bidi/>
+              <w:spacing w:after="30" w:before="30" w:line="264"/>
+            </w:pPr>
+            <w:r>
+              <w:rPr>
+                <w:rFonts w:ascii="Arial" w:cs="Arial" w:eastAsia="Arial" w:hAnsi="Arial"/>
+                <w:b w:val="false"/>
+                <w:bCs w:val="false"/>
+                <w:sz w:val="18"/>
+                <w:szCs w:val="18"/>
+                <w:rtl/>
+              </w:rPr>
+              <w:t xml:space="preserve">SCR-LCT-05</w:t>
+            </w:r>
+          </w:p>
+        </w:tc>
+        <w:tc>
+          <w:tcPr>
+            <w:tcW w:type="dxa" w:w="3917"/>
+            <w:tcBorders>
+              <w:top w:val="single" w:color="BFC9D6" w:sz="4"/>
+              <w:left w:val="single" w:color="BFC9D6" w:sz="4"/>
+              <w:bottom w:val="single" w:color="BFC9D6" w:sz="4"/>
+              <w:right w:val="single" w:color="BFC9D6" w:sz="4"/>
+            </w:tcBorders>
+            <w:shd w:fill="F5F8FC" w:color="auto" w:val="clear"/>
+            <w:tcMar>
+              <w:top w:type="dxa" w:w="50"/>
+              <w:left w:type="dxa" w:w="90"/>
+              <w:bottom w:type="dxa" w:w="50"/>
+              <w:right w:type="dxa" w:w="90"/>
+            </w:tcMar>
+            <w:vAlign w:val="top"/>
+          </w:tcPr>
+          <w:p>
+            <w:pPr>
+              <w:keepNext w:val="false"/>
+              <w:bidi/>
+              <w:spacing w:after="30" w:before="30" w:line="264"/>
+            </w:pPr>
+            <w:r>
+              <w:rPr>
+                <w:rFonts w:ascii="Courier New" w:cs="Courier New" w:eastAsia="Courier New" w:hAnsi="Courier New"/>
+                <w:b w:val="false"/>
+                <w:bCs w:val="false"/>
+                <w:color w:val="1F2937"/>
+                <w:sz w:val="16"/>
+                <w:szCs w:val="16"/>
+                <w:shd w:fill="F1F3F5" w:color="auto" w:val="clear"/>
+                <w:rtl/>
+              </w:rPr>
+              <w:t xml:space="preserve">‎/api/v1/requests/:id/terms/print‎</w:t>
+            </w:r>
+          </w:p>
+        </w:tc>
+        <w:tc>
+          <w:tcPr>
+            <w:tcW w:type="dxa" w:w="2569"/>
+            <w:tcBorders>
+              <w:top w:val="single" w:color="BFC9D6" w:sz="4"/>
+              <w:left w:val="single" w:color="BFC9D6" w:sz="4"/>
+              <w:bottom w:val="single" w:color="BFC9D6" w:sz="4"/>
+              <w:right w:val="single" w:color="BFC9D6" w:sz="4"/>
+            </w:tcBorders>
+            <w:shd w:fill="F5F8FC" w:color="auto" w:val="clear"/>
+            <w:tcMar>
+              <w:top w:type="dxa" w:w="50"/>
+              <w:left w:type="dxa" w:w="90"/>
+              <w:bottom w:type="dxa" w:w="50"/>
+              <w:right w:type="dxa" w:w="90"/>
+            </w:tcMar>
+            <w:vAlign w:val="top"/>
+          </w:tcPr>
+          <w:p>
+            <w:pPr>
+              <w:keepNext w:val="false"/>
+              <w:bidi/>
+              <w:spacing w:after="30" w:before="30" w:line="264"/>
+            </w:pPr>
+            <w:r>
+              <w:rPr>
+                <w:rFonts w:ascii="Courier New" w:cs="Courier New" w:eastAsia="Courier New" w:hAnsi="Courier New"/>
+                <w:b w:val="false"/>
+                <w:bCs w:val="false"/>
+                <w:color w:val="1F2937"/>
+                <w:sz w:val="16"/>
+                <w:szCs w:val="16"/>
+                <w:shd w:fill="F1F3F5" w:color="auto" w:val="clear"/>
+                <w:rtl/>
+              </w:rPr>
+              <w:t xml:space="preserve">‎lc.print‎</w:t>
+            </w:r>
+          </w:p>
+        </w:tc>
+        <w:tc>
+          <w:tcPr>
+            <w:tcW w:type="dxa" w:w="2155"/>
+            <w:tcBorders>
+              <w:top w:val="single" w:color="BFC9D6" w:sz="4"/>
+              <w:left w:val="single" w:color="BFC9D6" w:sz="4"/>
+              <w:bottom w:val="single" w:color="BFC9D6" w:sz="4"/>
+              <w:right w:val="single" w:color="BFC9D6" w:sz="4"/>
+            </w:tcBorders>
+            <w:shd w:fill="F5F8FC" w:color="auto" w:val="clear"/>
+            <w:tcMar>
+              <w:top w:type="dxa" w:w="50"/>
+              <w:left w:type="dxa" w:w="90"/>
+              <w:bottom w:type="dxa" w:w="50"/>
+              <w:right w:type="dxa" w:w="90"/>
+            </w:tcMar>
+            <w:vAlign w:val="top"/>
+          </w:tcPr>
+          <w:p>
+            <w:pPr>
+              <w:keepNext w:val="false"/>
+              <w:bidi/>
+              <w:spacing w:after="30" w:before="30" w:line="264"/>
+            </w:pPr>
+            <w:r>
+              <w:rPr>
+                <w:rFonts w:ascii="Arial" w:cs="Arial" w:eastAsia="Arial" w:hAnsi="Arial"/>
+                <w:b w:val="false"/>
+                <w:bCs w:val="false"/>
+                <w:sz w:val="18"/>
+                <w:szCs w:val="18"/>
+                <w:rtl/>
+              </w:rPr>
+              <w:t xml:space="preserve">صفحة الشروط المطبوعة: مراجع UCP، ونجمة على المادة غير المحققة وحاشيتها، وشريط «لم يُراجَع قانونيًا» على البند، والمبلغ كتابة، والبصمة</w:t>
+            </w:r>
+          </w:p>
+        </w:tc>
+      </w:tr>
+      <w:tr>
+        <w:trPr>
+          <w:cantSplit/>
+        </w:trPr>
+        <w:tc>
+          <w:tcPr>
+            <w:tcW w:type="dxa" w:w="1223"/>
+            <w:tcBorders>
+              <w:top w:val="single" w:color="BFC9D6" w:sz="4"/>
+              <w:left w:val="single" w:color="BFC9D6" w:sz="4"/>
+              <w:bottom w:val="single" w:color="BFC9D6" w:sz="4"/>
+              <w:right w:val="single" w:color="BFC9D6" w:sz="4"/>
+            </w:tcBorders>
+            <w:tcMar>
+              <w:top w:type="dxa" w:w="50"/>
+              <w:left w:type="dxa" w:w="90"/>
+              <w:bottom w:type="dxa" w:w="50"/>
+              <w:right w:type="dxa" w:w="90"/>
+            </w:tcMar>
+            <w:vAlign w:val="top"/>
+          </w:tcPr>
+          <w:p>
+            <w:pPr>
+              <w:keepNext w:val="false"/>
+              <w:bidi/>
+              <w:spacing w:after="30" w:before="30" w:line="264"/>
+            </w:pPr>
+            <w:r>
+              <w:rPr>
+                <w:rFonts w:ascii="Arial" w:cs="Arial" w:eastAsia="Arial" w:hAnsi="Arial"/>
+                <w:b w:val="false"/>
+                <w:bCs w:val="false"/>
+                <w:sz w:val="18"/>
+                <w:szCs w:val="18"/>
+                <w:rtl/>
+              </w:rPr>
+              <w:t xml:space="preserve">SCR-LCT-08</w:t>
+            </w:r>
+          </w:p>
+        </w:tc>
+        <w:tc>
+          <w:tcPr>
+            <w:tcW w:type="dxa" w:w="3917"/>
+            <w:tcBorders>
+              <w:top w:val="single" w:color="BFC9D6" w:sz="4"/>
+              <w:left w:val="single" w:color="BFC9D6" w:sz="4"/>
+              <w:bottom w:val="single" w:color="BFC9D6" w:sz="4"/>
+              <w:right w:val="single" w:color="BFC9D6" w:sz="4"/>
+            </w:tcBorders>
+            <w:tcMar>
+              <w:top w:type="dxa" w:w="50"/>
+              <w:left w:type="dxa" w:w="90"/>
+              <w:bottom w:type="dxa" w:w="50"/>
+              <w:right w:type="dxa" w:w="90"/>
+            </w:tcMar>
+            <w:vAlign w:val="top"/>
+          </w:tcPr>
+          <w:p>
+            <w:pPr>
+              <w:keepNext w:val="false"/>
+              <w:bidi/>
+              <w:spacing w:after="30" w:before="30" w:line="264"/>
+            </w:pPr>
+            <w:r>
+              <w:rPr>
+                <w:rFonts w:ascii="Courier New" w:cs="Courier New" w:eastAsia="Courier New" w:hAnsi="Courier New"/>
+                <w:b w:val="false"/>
+                <w:bCs w:val="false"/>
+                <w:color w:val="1F2937"/>
+                <w:sz w:val="16"/>
+                <w:szCs w:val="16"/>
+                <w:shd w:fill="F1F3F5" w:color="auto" w:val="clear"/>
+                <w:rtl/>
+              </w:rPr>
+              <w:t xml:space="preserve">‎/lc-form-templates‎</w:t>
+            </w:r>
+            <w:r>
+              <w:rPr>
+                <w:rFonts w:ascii="Arial" w:cs="Arial" w:eastAsia="Arial" w:hAnsi="Arial"/>
+                <w:b w:val="false"/>
+                <w:bCs w:val="false"/>
+                <w:sz w:val="18"/>
+                <w:szCs w:val="18"/>
+                <w:rtl/>
+              </w:rPr>
+              <w:t xml:space="preserve">، </w:t>
+            </w:r>
+            <w:r>
+              <w:rPr>
+                <w:rFonts w:ascii="Courier New" w:cs="Courier New" w:eastAsia="Courier New" w:hAnsi="Courier New"/>
+                <w:b w:val="false"/>
+                <w:bCs w:val="false"/>
+                <w:color w:val="1F2937"/>
+                <w:sz w:val="16"/>
+                <w:szCs w:val="16"/>
+                <w:shd w:fill="F1F3F5" w:color="auto" w:val="clear"/>
+                <w:rtl/>
+              </w:rPr>
+              <w:t xml:space="preserve">‎/lc-form-templates/:id‎</w:t>
+            </w:r>
+          </w:p>
+        </w:tc>
+        <w:tc>
+          <w:tcPr>
+            <w:tcW w:type="dxa" w:w="2569"/>
+            <w:tcBorders>
+              <w:top w:val="single" w:color="BFC9D6" w:sz="4"/>
+              <w:left w:val="single" w:color="BFC9D6" w:sz="4"/>
+              <w:bottom w:val="single" w:color="BFC9D6" w:sz="4"/>
+              <w:right w:val="single" w:color="BFC9D6" w:sz="4"/>
+            </w:tcBorders>
+            <w:tcMar>
+              <w:top w:type="dxa" w:w="50"/>
+              <w:left w:type="dxa" w:w="90"/>
+              <w:bottom w:type="dxa" w:w="50"/>
+              <w:right w:type="dxa" w:w="90"/>
+            </w:tcMar>
+            <w:vAlign w:val="top"/>
+          </w:tcPr>
+          <w:p>
+            <w:pPr>
+              <w:keepNext w:val="false"/>
+              <w:bidi/>
+              <w:spacing w:after="30" w:before="30" w:line="264"/>
+            </w:pPr>
+            <w:r>
+              <w:rPr>
+                <w:rFonts w:ascii="Arial" w:cs="Arial" w:eastAsia="Arial" w:hAnsi="Arial"/>
+                <w:b w:val="false"/>
+                <w:bCs w:val="false"/>
+                <w:sz w:val="18"/>
+                <w:szCs w:val="18"/>
+                <w:rtl/>
+              </w:rPr>
+              <w:t xml:space="preserve">إحدى </w:t>
+            </w:r>
+            <w:r>
+              <w:rPr>
+                <w:rFonts w:ascii="Courier New" w:cs="Courier New" w:eastAsia="Courier New" w:hAnsi="Courier New"/>
+                <w:b w:val="false"/>
+                <w:bCs w:val="false"/>
+                <w:color w:val="1F2937"/>
+                <w:sz w:val="16"/>
+                <w:szCs w:val="16"/>
+                <w:shd w:fill="F1F3F5" w:color="auto" w:val="clear"/>
+                <w:rtl/>
+              </w:rPr>
+              <w:t xml:space="preserve">‎lc.print‎</w:t>
+            </w:r>
+            <w:r>
+              <w:rPr>
+                <w:rFonts w:ascii="Arial" w:cs="Arial" w:eastAsia="Arial" w:hAnsi="Arial"/>
+                <w:b w:val="false"/>
+                <w:bCs w:val="false"/>
+                <w:sz w:val="18"/>
+                <w:szCs w:val="18"/>
+                <w:rtl/>
+              </w:rPr>
+              <w:t xml:space="preserve"> أو </w:t>
+            </w:r>
+            <w:r>
+              <w:rPr>
+                <w:rFonts w:ascii="Courier New" w:cs="Courier New" w:eastAsia="Courier New" w:hAnsi="Courier New"/>
+                <w:b w:val="false"/>
+                <w:bCs w:val="false"/>
+                <w:color w:val="1F2937"/>
+                <w:sz w:val="16"/>
+                <w:szCs w:val="16"/>
+                <w:shd w:fill="F1F3F5" w:color="auto" w:val="clear"/>
+                <w:rtl/>
+              </w:rPr>
+              <w:t xml:space="preserve">‎lc.template.manage‎</w:t>
+            </w:r>
+          </w:p>
+        </w:tc>
+        <w:tc>
+          <w:tcPr>
+            <w:tcW w:type="dxa" w:w="2155"/>
+            <w:tcBorders>
+              <w:top w:val="single" w:color="BFC9D6" w:sz="4"/>
+              <w:left w:val="single" w:color="BFC9D6" w:sz="4"/>
+              <w:bottom w:val="single" w:color="BFC9D6" w:sz="4"/>
+              <w:right w:val="single" w:color="BFC9D6" w:sz="4"/>
+            </w:tcBorders>
+            <w:tcMar>
+              <w:top w:type="dxa" w:w="50"/>
+              <w:left w:type="dxa" w:w="90"/>
+              <w:bottom w:type="dxa" w:w="50"/>
+              <w:right w:type="dxa" w:w="90"/>
+            </w:tcMar>
+            <w:vAlign w:val="top"/>
+          </w:tcPr>
+          <w:p>
+            <w:pPr>
+              <w:keepNext w:val="false"/>
+              <w:bidi/>
+              <w:spacing w:after="30" w:before="30" w:line="264"/>
+            </w:pPr>
+            <w:r>
+              <w:rPr>
+                <w:rFonts w:ascii="Arial" w:cs="Arial" w:eastAsia="Arial" w:hAnsi="Arial"/>
+                <w:b w:val="false"/>
+                <w:bCs w:val="false"/>
+                <w:sz w:val="18"/>
+                <w:szCs w:val="18"/>
+                <w:rtl/>
+              </w:rPr>
+              <w:t xml:space="preserve">قوالب نماذج البنوك بإصداراتها وحالاتها، وربط حقول القالب (الهدف والمصدر والتحويل والإلزام). للقراءة فقط؛ والكتابة والتفعيل عبر الواجهة البرمجية</w:t>
+            </w:r>
+          </w:p>
+        </w:tc>
+      </w:tr>
+      <w:tr>
+        <w:trPr>
+          <w:cantSplit/>
+        </w:trPr>
+        <w:tc>
+          <w:tcPr>
+            <w:tcW w:type="dxa" w:w="1223"/>
+            <w:tcBorders>
+              <w:top w:val="single" w:color="BFC9D6" w:sz="4"/>
+              <w:left w:val="single" w:color="BFC9D6" w:sz="4"/>
+              <w:bottom w:val="single" w:color="BFC9D6" w:sz="4"/>
+              <w:right w:val="single" w:color="BFC9D6" w:sz="4"/>
+            </w:tcBorders>
+            <w:shd w:fill="F5F8FC" w:color="auto" w:val="clear"/>
+            <w:tcMar>
+              <w:top w:type="dxa" w:w="50"/>
+              <w:left w:type="dxa" w:w="90"/>
+              <w:bottom w:type="dxa" w:w="50"/>
+              <w:right w:type="dxa" w:w="90"/>
+            </w:tcMar>
+            <w:vAlign w:val="top"/>
+          </w:tcPr>
+          <w:p>
+            <w:pPr>
+              <w:keepNext w:val="false"/>
+              <w:bidi/>
+              <w:spacing w:after="30" w:before="30" w:line="264"/>
+            </w:pPr>
+            <w:r>
+              <w:rPr>
+                <w:rFonts w:ascii="Arial" w:cs="Arial" w:eastAsia="Arial" w:hAnsi="Arial"/>
+                <w:b w:val="false"/>
+                <w:bCs w:val="false"/>
+                <w:sz w:val="18"/>
+                <w:szCs w:val="18"/>
+                <w:rtl/>
+              </w:rPr>
+              <w:t xml:space="preserve">SCR-LCI-13 و14</w:t>
+            </w:r>
+          </w:p>
+        </w:tc>
+        <w:tc>
+          <w:tcPr>
+            <w:tcW w:type="dxa" w:w="3917"/>
+            <w:tcBorders>
+              <w:top w:val="single" w:color="BFC9D6" w:sz="4"/>
+              <w:left w:val="single" w:color="BFC9D6" w:sz="4"/>
+              <w:bottom w:val="single" w:color="BFC9D6" w:sz="4"/>
+              <w:right w:val="single" w:color="BFC9D6" w:sz="4"/>
+            </w:tcBorders>
+            <w:shd w:fill="F5F8FC" w:color="auto" w:val="clear"/>
+            <w:tcMar>
+              <w:top w:type="dxa" w:w="50"/>
+              <w:left w:type="dxa" w:w="90"/>
+              <w:bottom w:type="dxa" w:w="50"/>
+              <w:right w:type="dxa" w:w="90"/>
+            </w:tcMar>
+            <w:vAlign w:val="top"/>
+          </w:tcPr>
+          <w:p>
+            <w:pPr>
+              <w:keepNext w:val="false"/>
+              <w:bidi/>
+              <w:spacing w:after="30" w:before="30" w:line="264"/>
+            </w:pPr>
+            <w:r>
+              <w:rPr>
+                <w:rFonts w:ascii="Courier New" w:cs="Courier New" w:eastAsia="Courier New" w:hAnsi="Courier New"/>
+                <w:b w:val="false"/>
+                <w:bCs w:val="false"/>
+                <w:color w:val="1F2937"/>
+                <w:sz w:val="16"/>
+                <w:szCs w:val="16"/>
+                <w:shd w:fill="F1F3F5" w:color="auto" w:val="clear"/>
+                <w:rtl/>
+              </w:rPr>
+              <w:t xml:space="preserve">‎/lcs‎</w:t>
+            </w:r>
+            <w:r>
+              <w:rPr>
+                <w:rFonts w:ascii="Arial" w:cs="Arial" w:eastAsia="Arial" w:hAnsi="Arial"/>
+                <w:b w:val="false"/>
+                <w:bCs w:val="false"/>
+                <w:sz w:val="18"/>
+                <w:szCs w:val="18"/>
+                <w:rtl/>
+              </w:rPr>
+              <w:t xml:space="preserve">، </w:t>
+            </w:r>
+            <w:r>
+              <w:rPr>
+                <w:rFonts w:ascii="Courier New" w:cs="Courier New" w:eastAsia="Courier New" w:hAnsi="Courier New"/>
+                <w:b w:val="false"/>
+                <w:bCs w:val="false"/>
+                <w:color w:val="1F2937"/>
+                <w:sz w:val="16"/>
+                <w:szCs w:val="16"/>
+                <w:shd w:fill="F1F3F5" w:color="auto" w:val="clear"/>
+                <w:rtl/>
+              </w:rPr>
+              <w:t xml:space="preserve">‎/lcs/:id‎</w:t>
+            </w:r>
+          </w:p>
+        </w:tc>
+        <w:tc>
+          <w:tcPr>
+            <w:tcW w:type="dxa" w:w="2569"/>
+            <w:tcBorders>
+              <w:top w:val="single" w:color="BFC9D6" w:sz="4"/>
+              <w:left w:val="single" w:color="BFC9D6" w:sz="4"/>
+              <w:bottom w:val="single" w:color="BFC9D6" w:sz="4"/>
+              <w:right w:val="single" w:color="BFC9D6" w:sz="4"/>
+            </w:tcBorders>
+            <w:shd w:fill="F5F8FC" w:color="auto" w:val="clear"/>
+            <w:tcMar>
+              <w:top w:type="dxa" w:w="50"/>
+              <w:left w:type="dxa" w:w="90"/>
+              <w:bottom w:type="dxa" w:w="50"/>
+              <w:right w:type="dxa" w:w="90"/>
+            </w:tcMar>
+            <w:vAlign w:val="top"/>
+          </w:tcPr>
+          <w:p>
+            <w:pPr>
+              <w:keepNext w:val="false"/>
+              <w:bidi/>
+              <w:spacing w:after="30" w:before="30" w:line="264"/>
+            </w:pPr>
+            <w:r>
+              <w:rPr>
+                <w:rFonts w:ascii="Arial" w:cs="Arial" w:eastAsia="Arial" w:hAnsi="Arial"/>
+                <w:b w:val="false"/>
+                <w:bCs w:val="false"/>
+                <w:sz w:val="18"/>
+                <w:szCs w:val="18"/>
+                <w:rtl/>
+              </w:rPr>
+              <w:t xml:space="preserve">إحدى </w:t>
+            </w:r>
+            <w:r>
+              <w:rPr>
+                <w:rFonts w:ascii="Courier New" w:cs="Courier New" w:eastAsia="Courier New" w:hAnsi="Courier New"/>
+                <w:b w:val="false"/>
+                <w:bCs w:val="false"/>
+                <w:color w:val="1F2937"/>
+                <w:sz w:val="16"/>
+                <w:szCs w:val="16"/>
+                <w:shd w:fill="F1F3F5" w:color="auto" w:val="clear"/>
+                <w:rtl/>
+              </w:rPr>
+              <w:t xml:space="preserve">‎lc.view.all‎</w:t>
+            </w:r>
+            <w:r>
+              <w:rPr>
+                <w:rFonts w:ascii="Arial" w:cs="Arial" w:eastAsia="Arial" w:hAnsi="Arial"/>
+                <w:b w:val="false"/>
+                <w:bCs w:val="false"/>
+                <w:sz w:val="18"/>
+                <w:szCs w:val="18"/>
+                <w:rtl/>
+              </w:rPr>
+              <w:t xml:space="preserve"> أو </w:t>
+            </w:r>
+            <w:r>
+              <w:rPr>
+                <w:rFonts w:ascii="Courier New" w:cs="Courier New" w:eastAsia="Courier New" w:hAnsi="Courier New"/>
+                <w:b w:val="false"/>
+                <w:bCs w:val="false"/>
+                <w:color w:val="1F2937"/>
+                <w:sz w:val="16"/>
+                <w:szCs w:val="16"/>
+                <w:shd w:fill="F1F3F5" w:color="auto" w:val="clear"/>
+                <w:rtl/>
+              </w:rPr>
+              <w:t xml:space="preserve">‎lc.view.own‎</w:t>
+            </w:r>
+          </w:p>
+        </w:tc>
+        <w:tc>
+          <w:tcPr>
+            <w:tcW w:type="dxa" w:w="2155"/>
+            <w:tcBorders>
+              <w:top w:val="single" w:color="BFC9D6" w:sz="4"/>
+              <w:left w:val="single" w:color="BFC9D6" w:sz="4"/>
+              <w:bottom w:val="single" w:color="BFC9D6" w:sz="4"/>
+              <w:right w:val="single" w:color="BFC9D6" w:sz="4"/>
+            </w:tcBorders>
+            <w:shd w:fill="F5F8FC" w:color="auto" w:val="clear"/>
+            <w:tcMar>
+              <w:top w:type="dxa" w:w="50"/>
+              <w:left w:type="dxa" w:w="90"/>
+              <w:bottom w:type="dxa" w:w="50"/>
+              <w:right w:type="dxa" w:w="90"/>
+            </w:tcMar>
+            <w:vAlign w:val="top"/>
+          </w:tcPr>
+          <w:p>
+            <w:pPr>
+              <w:keepNext w:val="false"/>
+              <w:bidi/>
+              <w:spacing w:after="30" w:before="30" w:line="264"/>
+            </w:pPr>
+            <w:r>
+              <w:rPr>
+                <w:rFonts w:ascii="Arial" w:cs="Arial" w:eastAsia="Arial" w:hAnsi="Arial"/>
+                <w:b w:val="false"/>
+                <w:bCs w:val="false"/>
+                <w:sz w:val="18"/>
+                <w:szCs w:val="18"/>
+                <w:rtl/>
+              </w:rPr>
+              <w:t xml:space="preserve">سجل الاعتمادات بالبحث والحالة، وبطاقة الاعتماد بالتقديمات وقرارها وسدادها، والتعديلات، والإغلاق اليدوي. والتسهيل والهامش والاستخدام لحامل </w:t>
+            </w:r>
+            <w:r>
+              <w:rPr>
+                <w:rFonts w:ascii="Courier New" w:cs="Courier New" w:eastAsia="Courier New" w:hAnsi="Courier New"/>
+                <w:b w:val="false"/>
+                <w:bCs w:val="false"/>
+                <w:color w:val="1F2937"/>
+                <w:sz w:val="16"/>
+                <w:szCs w:val="16"/>
+                <w:shd w:fill="F1F3F5" w:color="auto" w:val="clear"/>
+                <w:rtl/>
+              </w:rPr>
+              <w:t xml:space="preserve">‎lc.view.internal‎</w:t>
+            </w:r>
+            <w:r>
+              <w:rPr>
+                <w:rFonts w:ascii="Arial" w:cs="Arial" w:eastAsia="Arial" w:hAnsi="Arial"/>
+                <w:b w:val="false"/>
+                <w:bCs w:val="false"/>
+                <w:sz w:val="18"/>
+                <w:szCs w:val="18"/>
+                <w:rtl/>
+              </w:rPr>
+              <w:t xml:space="preserve"> وحده</w:t>
+            </w:r>
+          </w:p>
+        </w:tc>
+      </w:tr>
+    </w:tbl>
+    <w:p>
+      <w:pPr>
+        <w:bidi/>
+        <w:spacing w:after="120" w:before="0"/>
+      </w:pPr>
+    </w:p>
+    <w:p>
+      <w:pPr>
+        <w:bidi/>
+        <w:spacing w:after="110" w:before="0" w:line="312"/>
+      </w:pPr>
+      <w:r>
+        <w:rPr>
+          <w:rFonts w:ascii="Arial" w:cs="Arial" w:eastAsia="Arial" w:hAnsi="Arial"/>
+          <w:b w:val="false"/>
+          <w:bCs w:val="false"/>
+          <w:sz w:val="21"/>
+          <w:szCs w:val="21"/>
+          <w:rtl/>
+        </w:rPr>
+        <w:t xml:space="preserve">ملاحظات:</w:t>
+      </w:r>
+    </w:p>
+    <w:p>
+      <w:pPr>
+        <w:pStyle w:val="ListParagraph"/>
+        <w:numPr>
+          <w:ilvl w:val="0"/>
+          <w:numId w:val="2"/>
+        </w:numPr>
+        <w:bidi/>
+        <w:spacing w:after="70" w:before="0" w:line="300"/>
+      </w:pPr>
+      <w:r>
+        <w:rPr>
+          <w:rFonts w:ascii="Arial" w:cs="Arial" w:eastAsia="Arial" w:hAnsi="Arial"/>
+          <w:b/>
+          <w:bCs/>
+          <w:sz w:val="21"/>
+          <w:szCs w:val="21"/>
+          <w:rtl/>
+        </w:rPr>
+        <w:t xml:space="preserve">الشاشات تفحص الصلاحية للعرض فقط.</w:t>
+      </w:r>
+      <w:r>
+        <w:rPr>
+          <w:rFonts w:ascii="Arial" w:cs="Arial" w:eastAsia="Arial" w:hAnsi="Arial"/>
+          <w:b w:val="false"/>
+          <w:bCs w:val="false"/>
+          <w:sz w:val="21"/>
+          <w:szCs w:val="21"/>
+          <w:rtl/>
+        </w:rPr>
+        <w:t xml:space="preserve"> الواجهة البرمجية هي التي تفرضها.</w:t>
+      </w:r>
+    </w:p>
+    <w:p>
+      <w:pPr>
+        <w:pStyle w:val="ListParagraph"/>
+        <w:numPr>
+          <w:ilvl w:val="0"/>
+          <w:numId w:val="2"/>
+        </w:numPr>
+        <w:bidi/>
+        <w:spacing w:after="70" w:before="0" w:line="300"/>
+      </w:pPr>
+      <w:r>
+        <w:rPr>
+          <w:rFonts w:ascii="Arial" w:cs="Arial" w:eastAsia="Arial" w:hAnsi="Arial"/>
+          <w:b/>
+          <w:bCs/>
+          <w:sz w:val="21"/>
+          <w:szCs w:val="21"/>
+          <w:rtl/>
+        </w:rPr>
+        <w:t xml:space="preserve">الصفحة المطبوعة لها سياسة CSP خاصة</w:t>
+      </w:r>
+      <w:r>
+        <w:rPr>
+          <w:rFonts w:ascii="Arial" w:cs="Arial" w:eastAsia="Arial" w:hAnsi="Arial"/>
+          <w:b w:val="false"/>
+          <w:bCs w:val="false"/>
+          <w:sz w:val="21"/>
+          <w:szCs w:val="21"/>
+          <w:rtl/>
+        </w:rPr>
+        <w:t xml:space="preserve"> تسمح بنمطها المضمَّن ببصمته وحدها، ولا تحمّل نصًا برمجيًا.</w:t>
+      </w:r>
+    </w:p>
+    <w:p>
+      <w:pPr>
+        <w:pStyle w:val="ListParagraph"/>
+        <w:numPr>
+          <w:ilvl w:val="0"/>
+          <w:numId w:val="2"/>
+        </w:numPr>
+        <w:bidi/>
+        <w:spacing w:after="70" w:before="0" w:line="300"/>
+      </w:pPr>
+      <w:r>
+        <w:rPr>
+          <w:rFonts w:ascii="Arial" w:cs="Arial" w:eastAsia="Arial" w:hAnsi="Arial"/>
+          <w:b/>
+          <w:bCs/>
+          <w:sz w:val="21"/>
+          <w:szCs w:val="21"/>
+          <w:rtl/>
+        </w:rPr>
+        <w:t xml:space="preserve">لم تُبنَ بعد:</w:t>
+      </w:r>
+      <w:r>
+        <w:rPr>
+          <w:rFonts w:ascii="Arial" w:cs="Arial" w:eastAsia="Arial" w:hAnsi="Arial"/>
+          <w:b w:val="false"/>
+          <w:bCs w:val="false"/>
+          <w:sz w:val="21"/>
+          <w:szCs w:val="21"/>
+          <w:rtl/>
+        </w:rPr>
+        <w:t xml:space="preserve"> شاشة كتابة قالب نموذج البنك وربط حقوله (تُكتب عبر الواجهة البرمجية الآن)، وشاشة القوالب المرئية لنماذج البنوك بتخطيطها.</w:t>
+      </w:r>
+    </w:p>
+    <w:p>
+      <w:pPr>
+        <w:bidi/>
+        <w:spacing w:after="60" w:before="0"/>
+      </w:pPr>
+    </w:p>
     <w:sectPr>
       <w:headerReference w:type="default" r:id="rId7"/>
       <w:footerReference w:type="default" r:id="rId8"/>
@@ -22681,7 +24746,7 @@
         <w:szCs w:val="17"/>
         <w:rtl/>
       </w:rPr>
-      <w:t xml:space="preserve">DOC-B07 · BankFas · مستندات الجاهزية P0 · 0.1 مسودة</w:t>
+      <w:t xml:space="preserve">DOC-B07 · قائمة الشاشات والتنقل · BankFas</w:t>
     </w:r>
   </w:p>
 </w:hdr>

--- a/treasury-platform/docs/30-readiness/word/DOC-B07-s0-screen-inventory-navigation.docx
+++ b/treasury-platform/docs/30-readiness/word/DOC-B07-s0-screen-inventory-navigation.docx
@@ -24560,6 +24560,63 @@
           <w:szCs w:val="21"/>
           <w:rtl/>
         </w:rPr>
+        <w:t xml:space="preserve">مرجع المنصة للتسهيل (BR-FAC-021).</w:t>
+      </w:r>
+      <w:r>
+        <w:rPr>
+          <w:rFonts w:ascii="Arial" w:cs="Arial" w:eastAsia="Arial" w:hAnsi="Arial"/>
+          <w:b w:val="false"/>
+          <w:bCs w:val="false"/>
+          <w:sz w:val="21"/>
+          <w:szCs w:val="21"/>
+          <w:rtl/>
+        </w:rPr>
+        <w:t xml:space="preserve"> قائمة التسهيلات وبطاقته تعرضان المرجع </w:t>
+      </w:r>
+      <w:r>
+        <w:rPr>
+          <w:rFonts w:ascii="Courier New" w:cs="Courier New" w:eastAsia="Courier New" w:hAnsi="Courier New"/>
+          <w:b w:val="false"/>
+          <w:bCs w:val="false"/>
+          <w:color w:val="1F2937"/>
+          <w:sz w:val="18"/>
+          <w:szCs w:val="18"/>
+          <w:shd w:fill="F1F3F5" w:color="auto" w:val="clear"/>
+          <w:rtl/>
+        </w:rPr>
+        <w:t xml:space="preserve">‎IMP-SNB-CAP-26‎</w:t>
+      </w:r>
+      <w:r>
+        <w:rPr>
+          <w:rFonts w:ascii="Arial" w:cs="Arial" w:eastAsia="Arial" w:hAnsi="Arial"/>
+          <w:b w:val="false"/>
+          <w:bCs w:val="false"/>
+          <w:sz w:val="21"/>
+          <w:szCs w:val="21"/>
+          <w:rtl/>
+        </w:rPr>
+        <w:t xml:space="preserve"> متى كُتب، وقبله معاينته وما ينقصه. ونموذج التسهيل الجديد وتعديل رأسه فيهما «الفئة في المرجع». وبطاقة الشركة ونموذجها فيهما «رمز المرجع»، وكذلك بطاقة المنشأة ونموذجها ومعالج إعداد البنك.</w:t>
+      </w:r>
+    </w:p>
+    <w:p>
+      <w:pPr>
+        <w:pStyle w:val="ListParagraph"/>
+        <w:numPr>
+          <w:ilvl w:val="0"/>
+          <w:numId w:val="2"/>
+        </w:numPr>
+        <w:bidi/>
+        <w:spacing w:after="70" w:before="0" w:line="300"/>
+      </w:pPr>
+      <w:r>
+        <w:rPr>
+          <w:rFonts w:ascii="Arial" w:cs="Arial" w:eastAsia="Arial" w:hAnsi="Arial"/>
+          <w:b/>
+          <w:bCs/>
+          <w:sz w:val="21"/>
+          <w:szCs w:val="21"/>
+          <w:rtl/>
+        </w:rPr>
         <w:t xml:space="preserve">لم تُبنَ بعد:</w:t>
       </w:r>
       <w:r>

--- a/treasury-platform/docs/30-readiness/word/DOC-B07-s0-screen-inventory-navigation.docx
+++ b/treasury-platform/docs/30-readiness/word/DOC-B07-s0-screen-inventory-navigation.docx
@@ -24803,7 +24803,7 @@
         <w:szCs w:val="17"/>
         <w:rtl/>
       </w:rPr>
-      <w:t xml:space="preserve">DOC-B07 · قائمة الشاشات والتنقل · BankFas</w:t>
+      <w:t xml:space="preserve">DOC-B07 · BankFas · مستندات الجاهزية P0 · 0.1 مسودة</w:t>
     </w:r>
   </w:p>
 </w:hdr>
